--- a/docs/configuracion/EC-SCM_plan_configuracion.docx
+++ b/docs/configuracion/EC-SCM_plan_configuracion.docx
@@ -737,6 +737,7 @@
                 <w:sz w:val="22"/>
                 <w:szCs w:val="22"/>
               </w:rPr>
+              <w:t>2.3</w:t>
             </w:r>
           </w:p>
         </w:tc>
@@ -766,6 +767,7 @@
                 <w:sz w:val="22"/>
                 <w:szCs w:val="22"/>
               </w:rPr>
+              <w:t>09/06/2026</w:t>
             </w:r>
           </w:p>
         </w:tc>
@@ -795,6 +797,7 @@
                 <w:sz w:val="22"/>
                 <w:szCs w:val="22"/>
               </w:rPr>
+              <w:t>Gargaglione, G.</w:t>
             </w:r>
           </w:p>
         </w:tc>
@@ -829,87 +832,26 @@
                 <w:sz w:val="22"/>
                 <w:szCs w:val="22"/>
               </w:rPr>
+              <w:t xml:space="preserve">Se agrega Documento de Diseño a las EC. Se agrega Composer </w:t>
+            </w:r>
+            <w:r>
+              <w:rPr>
+                <w:sz w:val="22"/>
+                <w:szCs w:val="22"/>
+              </w:rPr>
+              <w:t xml:space="preserve">como herramienta de desarrollo. </w:t>
+            </w:r>
+            <w:r>
+              <w:rPr>
+                <w:sz w:val="22"/>
+                <w:szCs w:val="22"/>
+              </w:rPr>
+              <w:t xml:space="preserve">Se agrega GitHub Projects como herramienta de soporte. </w:t>
             </w:r>
           </w:p>
         </w:tc>
       </w:tr>
     </w:tbl>
-    <w:p>
-      <w:pPr>
-        <w:pStyle w:val="Normal"/>
-        <w:rPr>
-          <w:b/>
-          <w:bCs/>
-          <w:sz w:val="32"/>
-          <w:szCs w:val="32"/>
-        </w:rPr>
-      </w:pPr>
-      <w:r>
-        <w:rPr>
-          <w:b/>
-          <w:bCs/>
-          <w:sz w:val="32"/>
-          <w:szCs w:val="32"/>
-        </w:rPr>
-      </w:r>
-    </w:p>
-    <w:p>
-      <w:pPr>
-        <w:pStyle w:val="Normal"/>
-        <w:rPr>
-          <w:b/>
-          <w:bCs/>
-          <w:sz w:val="32"/>
-          <w:szCs w:val="32"/>
-        </w:rPr>
-      </w:pPr>
-      <w:r>
-        <w:rPr>
-          <w:b/>
-          <w:bCs/>
-          <w:sz w:val="32"/>
-          <w:szCs w:val="32"/>
-        </w:rPr>
-      </w:r>
-    </w:p>
-    <w:p>
-      <w:pPr>
-        <w:pStyle w:val="Normal"/>
-        <w:rPr>
-          <w:b/>
-          <w:bCs/>
-          <w:sz w:val="32"/>
-          <w:szCs w:val="32"/>
-        </w:rPr>
-      </w:pPr>
-      <w:r>
-        <w:rPr>
-          <w:b/>
-          <w:bCs/>
-          <w:sz w:val="32"/>
-          <w:szCs w:val="32"/>
-        </w:rPr>
-      </w:r>
-    </w:p>
-    <w:p>
-      <w:pPr>
-        <w:pStyle w:val="Normal"/>
-        <w:rPr>
-          <w:b/>
-          <w:bCs/>
-          <w:sz w:val="32"/>
-          <w:szCs w:val="32"/>
-        </w:rPr>
-      </w:pPr>
-      <w:r>
-        <w:rPr>
-          <w:b/>
-          <w:bCs/>
-          <w:sz w:val="32"/>
-          <w:szCs w:val="32"/>
-        </w:rPr>
-      </w:r>
-    </w:p>
     <w:p>
       <w:pPr>
         <w:pStyle w:val="Normal"/>
@@ -1113,7 +1055,6 @@
             <w:rPr>
               <w:webHidden/>
               <w:rStyle w:val="Enlacedelndice"/>
-              <w:vanish w:val="false"/>
             </w:rPr>
             <w:instrText xml:space="preserve"> TOC \z \o "1-3" \u \h</w:instrText>
           </w:r>
@@ -1121,7 +1062,6 @@
             <w:rPr>
               <w:webHidden/>
               <w:rStyle w:val="Enlacedelndice"/>
-              <w:vanish w:val="false"/>
             </w:rPr>
             <w:fldChar w:fldCharType="separate"/>
           </w:r>
@@ -1130,7 +1070,6 @@
               <w:rPr>
                 <w:webHidden/>
                 <w:rStyle w:val="Enlacedelndice"/>
-                <w:vanish w:val="false"/>
               </w:rPr>
               <w:t>Control de versiones del documento</w:t>
               <w:tab/>
@@ -1152,9 +1091,29 @@
               <w:rPr>
                 <w:webHidden/>
                 <w:rStyle w:val="Enlacedelndice"/>
-                <w:vanish w:val="false"/>
-              </w:rPr>
-              <w:t>Introducción</w:t>
+              </w:rPr>
+              <w:t>1. Introducción</w:t>
+              <w:tab/>
+              <w:t>4</w:t>
+            </w:r>
+          </w:hyperlink>
+        </w:p>
+        <w:p>
+          <w:pPr>
+            <w:pStyle w:val="Sumario2"/>
+            <w:tabs>
+              <w:tab w:val="clear" w:pos="720"/>
+              <w:tab w:val="right" w:pos="9360" w:leader="dot"/>
+            </w:tabs>
+            <w:rPr/>
+          </w:pPr>
+          <w:hyperlink w:anchor="__RefHeading___Toc517_1432630935">
+            <w:r>
+              <w:rPr>
+                <w:webHidden/>
+                <w:rStyle w:val="Enlacedelndice"/>
+              </w:rPr>
+              <w:t>1.1 Propósito</w:t>
               <w:tab/>
               <w:t>4</w:t>
             </w:r>
@@ -1174,9 +1133,8 @@
               <w:rPr>
                 <w:webHidden/>
                 <w:rStyle w:val="Enlacedelndice"/>
-                <w:vanish w:val="false"/>
-              </w:rPr>
-              <w:t>Alcance</w:t>
+              </w:rPr>
+              <w:t>1.2 Alcance</w:t>
               <w:tab/>
               <w:t>4</w:t>
             </w:r>
@@ -1196,9 +1154,8 @@
               <w:rPr>
                 <w:webHidden/>
                 <w:rStyle w:val="Enlacedelndice"/>
-                <w:vanish w:val="false"/>
-              </w:rPr>
-              <w:t>Definiciones y acrónimos</w:t>
+              </w:rPr>
+              <w:t>1.3. Definiciones y acrónimos</w:t>
               <w:tab/>
               <w:t>4</w:t>
             </w:r>
@@ -1218,9 +1175,8 @@
               <w:rPr>
                 <w:webHidden/>
                 <w:rStyle w:val="Enlacedelndice"/>
-                <w:vanish w:val="false"/>
-              </w:rPr>
-              <w:t>Elementos de Configuración (ECs)</w:t>
+              </w:rPr>
+              <w:t>1.4 Elementos de Configuración (ECs)</w:t>
               <w:tab/>
               <w:t>4</w:t>
             </w:r>
@@ -1240,7 +1196,6 @@
               <w:rPr>
                 <w:webHidden/>
                 <w:rStyle w:val="Enlacedelndice"/>
-                <w:vanish w:val="false"/>
               </w:rPr>
               <w:t xml:space="preserve"> </w:t>
             </w:r>
@@ -1248,7 +1203,7 @@
               <w:rPr>
                 <w:rStyle w:val="Enlacedelndice"/>
               </w:rPr>
-              <w:t>Herramientas de Gestión de Configuración</w:t>
+              <w:t>2. Herramientas de Gestión de Configuración</w:t>
               <w:tab/>
               <w:t>6</w:t>
             </w:r>
@@ -1268,9 +1223,8 @@
               <w:rPr>
                 <w:webHidden/>
                 <w:rStyle w:val="Enlacedelndice"/>
-                <w:vanish w:val="false"/>
-              </w:rPr>
-              <w:t>Estrategia de Gestión</w:t>
+              </w:rPr>
+              <w:t>2.1 Estrategia de Gestión</w:t>
               <w:tab/>
               <w:t>6</w:t>
             </w:r>
@@ -1290,9 +1244,8 @@
               <w:rPr>
                 <w:webHidden/>
                 <w:rStyle w:val="Enlacedelndice"/>
-                <w:vanish w:val="false"/>
-              </w:rPr>
-              <w:t>Estrategia de Versionado</w:t>
+              </w:rPr>
+              <w:t>2.2 Estrategia de Versionado</w:t>
               <w:tab/>
               <w:t>6</w:t>
             </w:r>
@@ -1312,9 +1265,8 @@
               <w:rPr>
                 <w:webHidden/>
                 <w:rStyle w:val="Enlacedelndice"/>
-                <w:vanish w:val="false"/>
-              </w:rPr>
-              <w:t>Ramas del repositorio</w:t>
+              </w:rPr>
+              <w:t>2.3 Ramas del repositorio</w:t>
               <w:tab/>
               <w:t>6</w:t>
             </w:r>
@@ -1334,7 +1286,6 @@
               <w:rPr>
                 <w:webHidden/>
                 <w:rStyle w:val="Enlacedelndice"/>
-                <w:vanish w:val="false"/>
               </w:rPr>
               <w:t xml:space="preserve"> </w:t>
             </w:r>
@@ -1342,9 +1293,9 @@
               <w:rPr>
                 <w:rStyle w:val="Enlacedelndice"/>
               </w:rPr>
-              <w:t>Roles y responsabilidades en SCM</w:t>
+              <w:t>3. Roles y responsabilidades en SCM</w:t>
               <w:tab/>
-              <w:t>6</w:t>
+              <w:t>7</w:t>
             </w:r>
           </w:hyperlink>
         </w:p>
@@ -1362,9 +1313,8 @@
               <w:rPr>
                 <w:webHidden/>
                 <w:rStyle w:val="Enlacedelndice"/>
-                <w:vanish w:val="false"/>
-              </w:rPr>
-              <w:t>Auditorías de Configuración</w:t>
+              </w:rPr>
+              <w:t>4. Auditorías de Configuración</w:t>
               <w:tab/>
               <w:t>7</w:t>
             </w:r>
@@ -1384,11 +1334,52 @@
               <w:rPr>
                 <w:webHidden/>
                 <w:rStyle w:val="Enlacedelndice"/>
-                <w:vanish w:val="false"/>
-              </w:rPr>
-              <w:t>Respaldo y Recuperación</w:t>
+              </w:rPr>
+              <w:t>5. Respaldo y Recuperación</w:t>
               <w:tab/>
               <w:t>7</w:t>
+            </w:r>
+          </w:hyperlink>
+        </w:p>
+        <w:p>
+          <w:pPr>
+            <w:pStyle w:val="Sumario1"/>
+            <w:tabs>
+              <w:tab w:val="clear" w:pos="720"/>
+              <w:tab w:val="right" w:pos="9360" w:leader="dot"/>
+            </w:tabs>
+            <w:rPr/>
+          </w:pPr>
+          <w:hyperlink w:anchor="__RefHeading___Toc1696_170416399">
+            <w:r>
+              <w:rPr>
+                <w:webHidden/>
+                <w:rStyle w:val="Enlacedelndice"/>
+              </w:rPr>
+              <w:t>6. Criterio de Adaptación al Proyecto</w:t>
+              <w:tab/>
+              <w:t>7</w:t>
+            </w:r>
+          </w:hyperlink>
+        </w:p>
+        <w:p>
+          <w:pPr>
+            <w:pStyle w:val="Sumario1"/>
+            <w:tabs>
+              <w:tab w:val="clear" w:pos="720"/>
+              <w:tab w:val="right" w:pos="9360" w:leader="dot"/>
+            </w:tabs>
+            <w:rPr/>
+          </w:pPr>
+          <w:hyperlink w:anchor="__RefHeading___Toc1696_170416399_Copy_1">
+            <w:r>
+              <w:rPr>
+                <w:webHidden/>
+                <w:rStyle w:val="Enlacedelndice"/>
+              </w:rPr>
+              <w:t>7. Manejo del ambiente controlado</w:t>
+              <w:tab/>
+              <w:t>8</w:t>
             </w:r>
           </w:hyperlink>
         </w:p>
@@ -1401,22 +1392,104 @@
             </w:tabs>
             <w:rPr/>
           </w:pPr>
-          <w:hyperlink w:anchor="__RefHeading___Toc1696_170416399">
+          <w:hyperlink w:anchor="__RefHeading___Toc757_2096706870">
             <w:r>
               <w:rPr>
                 <w:webHidden/>
                 <w:rStyle w:val="Enlacedelndice"/>
-                <w:vanish w:val="false"/>
-              </w:rPr>
-              <w:t>Criterio de Adaptación al Proyecto</w:t>
+              </w:rPr>
+              <w:t>7.1 Entorno de ejecución</w:t>
               <w:tab/>
-              <w:t>7</w:t>
+              <w:t>8</w:t>
+            </w:r>
+          </w:hyperlink>
+        </w:p>
+        <w:p>
+          <w:pPr>
+            <w:pStyle w:val="Sumario2"/>
+            <w:tabs>
+              <w:tab w:val="clear" w:pos="720"/>
+              <w:tab w:val="right" w:pos="9360" w:leader="dot"/>
+            </w:tabs>
+            <w:rPr/>
+          </w:pPr>
+          <w:hyperlink w:anchor="__RefHeading___Toc759_2096706870">
+            <w:r>
+              <w:rPr>
+                <w:webHidden/>
+                <w:rStyle w:val="Enlacedelndice"/>
+              </w:rPr>
+              <w:t>7.2 Herramientas de desarrollo</w:t>
+              <w:tab/>
+              <w:t>8</w:t>
+            </w:r>
+          </w:hyperlink>
+        </w:p>
+        <w:p>
+          <w:pPr>
+            <w:pStyle w:val="Sumario2"/>
+            <w:tabs>
+              <w:tab w:val="clear" w:pos="720"/>
+              <w:tab w:val="right" w:pos="9360" w:leader="dot"/>
+            </w:tabs>
+            <w:rPr/>
+          </w:pPr>
+          <w:hyperlink w:anchor="__RefHeading___Toc761_2096706870">
+            <w:r>
+              <w:rPr>
+                <w:webHidden/>
+                <w:rStyle w:val="Enlacedelndice"/>
+              </w:rPr>
+              <w:t>7.3 Herramientas de gestión</w:t>
+              <w:tab/>
+              <w:t>9</w:t>
+            </w:r>
+          </w:hyperlink>
+        </w:p>
+        <w:p>
+          <w:pPr>
+            <w:pStyle w:val="Sumario2"/>
+            <w:tabs>
+              <w:tab w:val="clear" w:pos="720"/>
+              <w:tab w:val="right" w:pos="9360" w:leader="dot"/>
+            </w:tabs>
+            <w:rPr/>
+          </w:pPr>
+          <w:hyperlink w:anchor="__RefHeading___Toc763_2096706870">
+            <w:r>
+              <w:rPr>
+                <w:webHidden/>
+                <w:rStyle w:val="Enlacedelndice"/>
+              </w:rPr>
+              <w:t>7.4 Herramientas de comunicación</w:t>
+              <w:tab/>
+              <w:t>9</w:t>
+            </w:r>
+          </w:hyperlink>
+        </w:p>
+        <w:p>
+          <w:pPr>
+            <w:pStyle w:val="Sumario2"/>
+            <w:tabs>
+              <w:tab w:val="clear" w:pos="720"/>
+              <w:tab w:val="right" w:pos="9360" w:leader="dot"/>
+            </w:tabs>
+            <w:rPr/>
+          </w:pPr>
+          <w:hyperlink w:anchor="__RefHeading___Toc765_2096706870">
+            <w:r>
+              <w:rPr>
+                <w:webHidden/>
+                <w:rStyle w:val="Enlacedelndice"/>
+              </w:rPr>
+              <w:t>7.5 Estructura del repositorio</w:t>
+              <w:tab/>
+              <w:t>9</w:t>
             </w:r>
           </w:hyperlink>
           <w:r>
             <w:rPr>
               <w:rStyle w:val="Enlacedelndice"/>
-              <w:vanish w:val="false"/>
             </w:rPr>
             <w:fldChar w:fldCharType="end"/>
           </w:r>
@@ -1442,26 +1515,28 @@
     </w:sdt>
     <w:p>
       <w:pPr>
-        <w:pStyle w:val="Calibri16Titulo"/>
+        <w:pStyle w:val="Ttulo1"/>
         <w:rPr>
           <w:rFonts w:ascii="Times New Roman" w:hAnsi="Times New Roman"/>
           <w:lang w:eastAsia="es-AR"/>
         </w:rPr>
       </w:pPr>
       <w:bookmarkStart w:id="3" w:name="__RefHeading___Toc1674_170416399"/>
+      <w:bookmarkEnd w:id="3"/>
+      <w:r>
+        <w:rPr/>
+        <w:t xml:space="preserve">1. </w:t>
+      </w:r>
       <w:bookmarkStart w:id="4" w:name="_Toc231259415"/>
-      <w:bookmarkEnd w:id="3"/>
-      <w:r>
-        <w:rPr>
-          <w:lang w:eastAsia="es-AR"/>
-        </w:rPr>
+      <w:r>
+        <w:rPr/>
         <w:t>Introducción</w:t>
       </w:r>
       <w:bookmarkEnd w:id="4"/>
     </w:p>
     <w:p>
       <w:pPr>
-        <w:pStyle w:val="Calibri14negritaTitulo2"/>
+        <w:pStyle w:val="Ttulo2"/>
         <w:rPr>
           <w:rFonts w:ascii="Times New Roman" w:hAnsi="Times New Roman"/>
           <w:sz w:val="36"/>
@@ -1469,11 +1544,11 @@
           <w:lang w:eastAsia="es-AR"/>
         </w:rPr>
       </w:pPr>
-      <w:r>
-        <w:rPr>
-          <w:lang w:eastAsia="es-AR"/>
-        </w:rPr>
-        <w:t>Propósito</w:t>
+      <w:bookmarkStart w:id="5" w:name="__RefHeading___Toc517_1432630935"/>
+      <w:bookmarkEnd w:id="5"/>
+      <w:r>
+        <w:rPr/>
+        <w:t>1.1 Propósito</w:t>
       </w:r>
     </w:p>
     <w:p>
@@ -1497,16 +1572,16 @@
           <w:lang w:eastAsia="es-AR"/>
         </w:rPr>
       </w:pPr>
-      <w:bookmarkStart w:id="5" w:name="__RefHeading___Toc1676_170416399"/>
-      <w:bookmarkStart w:id="6" w:name="_Toc231259416"/>
-      <w:bookmarkEnd w:id="5"/>
+      <w:bookmarkStart w:id="6" w:name="__RefHeading___Toc1676_170416399"/>
+      <w:bookmarkStart w:id="7" w:name="_Toc231259416"/>
+      <w:bookmarkEnd w:id="6"/>
+      <w:bookmarkEnd w:id="7"/>
       <w:r>
         <w:rPr>
           <w:lang w:eastAsia="es-AR"/>
         </w:rPr>
-        <w:t>Alcance</w:t>
-      </w:r>
-      <w:bookmarkEnd w:id="6"/>
+        <w:t>1.2 Alcance</w:t>
+      </w:r>
     </w:p>
     <w:p>
       <w:pPr>
@@ -1530,16 +1605,22 @@
           <w:lang w:eastAsia="es-AR"/>
         </w:rPr>
       </w:pPr>
-      <w:bookmarkStart w:id="7" w:name="__RefHeading___Toc1678_170416399"/>
-      <w:bookmarkStart w:id="8" w:name="_Toc231259417"/>
-      <w:bookmarkEnd w:id="7"/>
+      <w:bookmarkStart w:id="8" w:name="__RefHeading___Toc1678_170416399"/>
+      <w:bookmarkEnd w:id="8"/>
+      <w:r>
+        <w:rPr>
+          <w:lang w:eastAsia="es-AR"/>
+        </w:rPr>
+        <w:t xml:space="preserve">1.3. </w:t>
+      </w:r>
+      <w:bookmarkStart w:id="9" w:name="_Toc231259417"/>
       <w:r>
         <w:rPr>
           <w:lang w:eastAsia="es-AR"/>
         </w:rPr>
         <w:t>Definiciones y acrónimos</w:t>
       </w:r>
-      <w:bookmarkEnd w:id="8"/>
+      <w:bookmarkEnd w:id="9"/>
     </w:p>
     <w:p>
       <w:pPr>
@@ -1607,16 +1688,22 @@
           <w:lang w:eastAsia="es-AR"/>
         </w:rPr>
       </w:pPr>
-      <w:bookmarkStart w:id="9" w:name="__RefHeading___Toc1680_170416399"/>
-      <w:bookmarkStart w:id="10" w:name="_Toc231259418"/>
-      <w:bookmarkEnd w:id="9"/>
+      <w:bookmarkStart w:id="10" w:name="__RefHeading___Toc1680_170416399"/>
+      <w:bookmarkEnd w:id="10"/>
+      <w:r>
+        <w:rPr>
+          <w:lang w:eastAsia="es-AR"/>
+        </w:rPr>
+        <w:t xml:space="preserve">1.4 </w:t>
+      </w:r>
+      <w:bookmarkStart w:id="11" w:name="_Toc231259418"/>
       <w:r>
         <w:rPr>
           <w:lang w:eastAsia="es-AR"/>
         </w:rPr>
         <w:t>Elementos de Configuración (ECs)</w:t>
       </w:r>
-      <w:bookmarkEnd w:id="10"/>
+      <w:bookmarkEnd w:id="11"/>
     </w:p>
     <w:p>
       <w:pPr>
@@ -1652,8 +1739,8 @@
         <w:tblLook w:firstRow="1" w:noVBand="1" w:lastRow="0" w:firstColumn="1" w:lastColumn="0" w:noHBand="0" w:val="04a0"/>
       </w:tblPr>
       <w:tblGrid>
-        <w:gridCol w:w="1486"/>
-        <w:gridCol w:w="2751"/>
+        <w:gridCol w:w="1650"/>
+        <w:gridCol w:w="2587"/>
         <w:gridCol w:w="1553"/>
         <w:gridCol w:w="3554"/>
       </w:tblGrid>
@@ -1661,7 +1748,7 @@
         <w:trPr/>
         <w:tc>
           <w:tcPr>
-            <w:tcW w:w="1486" w:type="dxa"/>
+            <w:tcW w:w="1650" w:type="dxa"/>
             <w:tcBorders>
               <w:top w:val="single" w:sz="8" w:space="0" w:color="000000"/>
               <w:left w:val="single" w:sz="8" w:space="0" w:color="000000"/>
@@ -1685,7 +1772,7 @@
         </w:tc>
         <w:tc>
           <w:tcPr>
-            <w:tcW w:w="2751" w:type="dxa"/>
+            <w:tcW w:w="2587" w:type="dxa"/>
             <w:tcBorders>
               <w:top w:val="single" w:sz="8" w:space="0" w:color="000000"/>
               <w:left w:val="single" w:sz="8" w:space="0" w:color="000000"/>
@@ -1769,7 +1856,7 @@
         <w:trPr/>
         <w:tc>
           <w:tcPr>
-            <w:tcW w:w="1486" w:type="dxa"/>
+            <w:tcW w:w="1650" w:type="dxa"/>
             <w:tcBorders>
               <w:top w:val="single" w:sz="8" w:space="0" w:color="000000"/>
               <w:left w:val="single" w:sz="8" w:space="0" w:color="000000"/>
@@ -1793,7 +1880,7 @@
         </w:tc>
         <w:tc>
           <w:tcPr>
-            <w:tcW w:w="2751" w:type="dxa"/>
+            <w:tcW w:w="2587" w:type="dxa"/>
             <w:tcBorders>
               <w:top w:val="single" w:sz="8" w:space="0" w:color="000000"/>
               <w:left w:val="single" w:sz="8" w:space="0" w:color="000000"/>
@@ -1880,7 +1967,7 @@
         <w:trPr/>
         <w:tc>
           <w:tcPr>
-            <w:tcW w:w="1486" w:type="dxa"/>
+            <w:tcW w:w="1650" w:type="dxa"/>
             <w:tcBorders>
               <w:top w:val="single" w:sz="8" w:space="0" w:color="000000"/>
               <w:left w:val="single" w:sz="8" w:space="0" w:color="000000"/>
@@ -1904,7 +1991,7 @@
         </w:tc>
         <w:tc>
           <w:tcPr>
-            <w:tcW w:w="2751" w:type="dxa"/>
+            <w:tcW w:w="2587" w:type="dxa"/>
             <w:tcBorders>
               <w:top w:val="single" w:sz="8" w:space="0" w:color="000000"/>
               <w:left w:val="single" w:sz="8" w:space="0" w:color="000000"/>
@@ -1991,7 +2078,7 @@
         <w:trPr/>
         <w:tc>
           <w:tcPr>
-            <w:tcW w:w="1486" w:type="dxa"/>
+            <w:tcW w:w="1650" w:type="dxa"/>
             <w:tcBorders>
               <w:top w:val="single" w:sz="8" w:space="0" w:color="000000"/>
               <w:left w:val="single" w:sz="8" w:space="0" w:color="000000"/>
@@ -2015,7 +2102,7 @@
         </w:tc>
         <w:tc>
           <w:tcPr>
-            <w:tcW w:w="2751" w:type="dxa"/>
+            <w:tcW w:w="2587" w:type="dxa"/>
             <w:tcBorders>
               <w:top w:val="single" w:sz="8" w:space="0" w:color="000000"/>
               <w:left w:val="single" w:sz="8" w:space="0" w:color="000000"/>
@@ -2102,7 +2189,7 @@
         <w:trPr/>
         <w:tc>
           <w:tcPr>
-            <w:tcW w:w="1486" w:type="dxa"/>
+            <w:tcW w:w="1650" w:type="dxa"/>
             <w:tcBorders>
               <w:top w:val="single" w:sz="8" w:space="0" w:color="000000"/>
               <w:left w:val="single" w:sz="8" w:space="0" w:color="000000"/>
@@ -2126,7 +2213,7 @@
         </w:tc>
         <w:tc>
           <w:tcPr>
-            <w:tcW w:w="2751" w:type="dxa"/>
+            <w:tcW w:w="2587" w:type="dxa"/>
             <w:tcBorders>
               <w:top w:val="single" w:sz="8" w:space="0" w:color="000000"/>
               <w:left w:val="single" w:sz="8" w:space="0" w:color="000000"/>
@@ -2213,7 +2300,7 @@
         <w:trPr/>
         <w:tc>
           <w:tcPr>
-            <w:tcW w:w="1486" w:type="dxa"/>
+            <w:tcW w:w="1650" w:type="dxa"/>
             <w:tcBorders>
               <w:left w:val="single" w:sz="8" w:space="0" w:color="000000"/>
               <w:bottom w:val="single" w:sz="8" w:space="0" w:color="000000"/>
@@ -2230,12 +2317,13 @@
             </w:pPr>
             <w:r>
               <w:rPr/>
-            </w:r>
-          </w:p>
-        </w:tc>
-        <w:tc>
-          <w:tcPr>
-            <w:tcW w:w="2751" w:type="dxa"/>
+              <w:t>EC-DIS</w:t>
+            </w:r>
+          </w:p>
+        </w:tc>
+        <w:tc>
+          <w:tcPr>
+            <w:tcW w:w="2587" w:type="dxa"/>
             <w:tcBorders>
               <w:left w:val="single" w:sz="8" w:space="0" w:color="000000"/>
               <w:bottom w:val="single" w:sz="8" w:space="0" w:color="000000"/>
@@ -2319,7 +2407,7 @@
         <w:trPr/>
         <w:tc>
           <w:tcPr>
-            <w:tcW w:w="1486" w:type="dxa"/>
+            <w:tcW w:w="1650" w:type="dxa"/>
             <w:tcBorders>
               <w:top w:val="single" w:sz="8" w:space="0" w:color="000000"/>
               <w:left w:val="single" w:sz="8" w:space="0" w:color="000000"/>
@@ -2343,7 +2431,7 @@
         </w:tc>
         <w:tc>
           <w:tcPr>
-            <w:tcW w:w="2751" w:type="dxa"/>
+            <w:tcW w:w="2587" w:type="dxa"/>
             <w:tcBorders>
               <w:top w:val="single" w:sz="8" w:space="0" w:color="000000"/>
               <w:left w:val="single" w:sz="8" w:space="0" w:color="000000"/>
@@ -2430,7 +2518,7 @@
         <w:trPr/>
         <w:tc>
           <w:tcPr>
-            <w:tcW w:w="1486" w:type="dxa"/>
+            <w:tcW w:w="1650" w:type="dxa"/>
             <w:tcBorders>
               <w:top w:val="single" w:sz="8" w:space="0" w:color="000000"/>
               <w:left w:val="single" w:sz="8" w:space="0" w:color="000000"/>
@@ -2454,7 +2542,7 @@
         </w:tc>
         <w:tc>
           <w:tcPr>
-            <w:tcW w:w="2751" w:type="dxa"/>
+            <w:tcW w:w="2587" w:type="dxa"/>
             <w:tcBorders>
               <w:top w:val="single" w:sz="8" w:space="0" w:color="000000"/>
               <w:left w:val="single" w:sz="8" w:space="0" w:color="000000"/>
@@ -2541,7 +2629,7 @@
         <w:trPr/>
         <w:tc>
           <w:tcPr>
-            <w:tcW w:w="1486" w:type="dxa"/>
+            <w:tcW w:w="1650" w:type="dxa"/>
             <w:tcBorders>
               <w:top w:val="single" w:sz="8" w:space="0" w:color="000000"/>
               <w:left w:val="single" w:sz="8" w:space="0" w:color="000000"/>
@@ -2565,7 +2653,7 @@
         </w:tc>
         <w:tc>
           <w:tcPr>
-            <w:tcW w:w="2751" w:type="dxa"/>
+            <w:tcW w:w="2587" w:type="dxa"/>
             <w:tcBorders>
               <w:top w:val="single" w:sz="8" w:space="0" w:color="000000"/>
               <w:left w:val="single" w:sz="8" w:space="0" w:color="000000"/>
@@ -2652,7 +2740,7 @@
         <w:trPr/>
         <w:tc>
           <w:tcPr>
-            <w:tcW w:w="1486" w:type="dxa"/>
+            <w:tcW w:w="1650" w:type="dxa"/>
             <w:tcBorders>
               <w:top w:val="single" w:sz="8" w:space="0" w:color="000000"/>
               <w:left w:val="single" w:sz="8" w:space="0" w:color="000000"/>
@@ -2676,7 +2764,7 @@
         </w:tc>
         <w:tc>
           <w:tcPr>
-            <w:tcW w:w="2751" w:type="dxa"/>
+            <w:tcW w:w="2587" w:type="dxa"/>
             <w:tcBorders>
               <w:top w:val="single" w:sz="8" w:space="0" w:color="000000"/>
               <w:left w:val="single" w:sz="8" w:space="0" w:color="000000"/>
@@ -2763,7 +2851,7 @@
         <w:trPr/>
         <w:tc>
           <w:tcPr>
-            <w:tcW w:w="1486" w:type="dxa"/>
+            <w:tcW w:w="1650" w:type="dxa"/>
             <w:tcBorders>
               <w:top w:val="single" w:sz="8" w:space="0" w:color="000000"/>
               <w:left w:val="single" w:sz="8" w:space="0" w:color="000000"/>
@@ -2787,7 +2875,7 @@
         </w:tc>
         <w:tc>
           <w:tcPr>
-            <w:tcW w:w="2751" w:type="dxa"/>
+            <w:tcW w:w="2587" w:type="dxa"/>
             <w:tcBorders>
               <w:top w:val="single" w:sz="8" w:space="0" w:color="000000"/>
               <w:left w:val="single" w:sz="8" w:space="0" w:color="000000"/>
@@ -2874,7 +2962,7 @@
         <w:trPr/>
         <w:tc>
           <w:tcPr>
-            <w:tcW w:w="1486" w:type="dxa"/>
+            <w:tcW w:w="1650" w:type="dxa"/>
             <w:tcBorders>
               <w:top w:val="single" w:sz="8" w:space="0" w:color="000000"/>
               <w:left w:val="single" w:sz="8" w:space="0" w:color="000000"/>
@@ -2898,7 +2986,7 @@
         </w:tc>
         <w:tc>
           <w:tcPr>
-            <w:tcW w:w="2751" w:type="dxa"/>
+            <w:tcW w:w="2587" w:type="dxa"/>
             <w:tcBorders>
               <w:top w:val="single" w:sz="8" w:space="0" w:color="000000"/>
               <w:left w:val="single" w:sz="8" w:space="0" w:color="000000"/>
@@ -2985,7 +3073,7 @@
         <w:trPr/>
         <w:tc>
           <w:tcPr>
-            <w:tcW w:w="1486" w:type="dxa"/>
+            <w:tcW w:w="1650" w:type="dxa"/>
             <w:tcBorders>
               <w:top w:val="single" w:sz="8" w:space="0" w:color="000000"/>
               <w:left w:val="single" w:sz="8" w:space="0" w:color="000000"/>
@@ -3009,7 +3097,7 @@
         </w:tc>
         <w:tc>
           <w:tcPr>
-            <w:tcW w:w="2751" w:type="dxa"/>
+            <w:tcW w:w="2587" w:type="dxa"/>
             <w:tcBorders>
               <w:top w:val="single" w:sz="8" w:space="0" w:color="000000"/>
               <w:left w:val="single" w:sz="8" w:space="0" w:color="000000"/>
@@ -3096,7 +3184,7 @@
         <w:trPr/>
         <w:tc>
           <w:tcPr>
-            <w:tcW w:w="1486" w:type="dxa"/>
+            <w:tcW w:w="1650" w:type="dxa"/>
             <w:tcBorders>
               <w:top w:val="single" w:sz="8" w:space="0" w:color="000000"/>
               <w:left w:val="single" w:sz="8" w:space="0" w:color="000000"/>
@@ -3120,7 +3208,7 @@
         </w:tc>
         <w:tc>
           <w:tcPr>
-            <w:tcW w:w="2751" w:type="dxa"/>
+            <w:tcW w:w="2587" w:type="dxa"/>
             <w:tcBorders>
               <w:top w:val="single" w:sz="8" w:space="0" w:color="000000"/>
               <w:left w:val="single" w:sz="8" w:space="0" w:color="000000"/>
@@ -3207,7 +3295,7 @@
         <w:trPr/>
         <w:tc>
           <w:tcPr>
-            <w:tcW w:w="1486" w:type="dxa"/>
+            <w:tcW w:w="1650" w:type="dxa"/>
             <w:tcBorders>
               <w:top w:val="single" w:sz="8" w:space="0" w:color="000000"/>
               <w:left w:val="single" w:sz="8" w:space="0" w:color="000000"/>
@@ -3231,7 +3319,7 @@
         </w:tc>
         <w:tc>
           <w:tcPr>
-            <w:tcW w:w="2751" w:type="dxa"/>
+            <w:tcW w:w="2587" w:type="dxa"/>
             <w:tcBorders>
               <w:top w:val="single" w:sz="8" w:space="0" w:color="000000"/>
               <w:left w:val="single" w:sz="8" w:space="0" w:color="000000"/>
@@ -3316,7 +3404,7 @@
         <w:trPr/>
         <w:tc>
           <w:tcPr>
-            <w:tcW w:w="1486" w:type="dxa"/>
+            <w:tcW w:w="1650" w:type="dxa"/>
             <w:tcBorders>
               <w:top w:val="single" w:sz="8" w:space="0" w:color="000000"/>
               <w:left w:val="single" w:sz="8" w:space="0" w:color="000000"/>
@@ -3340,7 +3428,7 @@
         </w:tc>
         <w:tc>
           <w:tcPr>
-            <w:tcW w:w="2751" w:type="dxa"/>
+            <w:tcW w:w="2587" w:type="dxa"/>
             <w:tcBorders>
               <w:top w:val="single" w:sz="8" w:space="0" w:color="000000"/>
               <w:left w:val="single" w:sz="8" w:space="0" w:color="000000"/>
@@ -3425,7 +3513,7 @@
         <w:trPr/>
         <w:tc>
           <w:tcPr>
-            <w:tcW w:w="1486" w:type="dxa"/>
+            <w:tcW w:w="1650" w:type="dxa"/>
             <w:tcBorders>
               <w:top w:val="single" w:sz="8" w:space="0" w:color="000000"/>
               <w:left w:val="single" w:sz="8" w:space="0" w:color="000000"/>
@@ -3449,7 +3537,7 @@
         </w:tc>
         <w:tc>
           <w:tcPr>
-            <w:tcW w:w="2751" w:type="dxa"/>
+            <w:tcW w:w="2587" w:type="dxa"/>
             <w:tcBorders>
               <w:top w:val="single" w:sz="8" w:space="0" w:color="000000"/>
               <w:left w:val="single" w:sz="8" w:space="0" w:color="000000"/>
@@ -3539,22 +3627,23 @@
           <w:lang w:eastAsia="es-AR"/>
         </w:rPr>
       </w:pPr>
-      <w:bookmarkStart w:id="11" w:name="__RefHeading___Toc1682_170416399"/>
-      <w:bookmarkEnd w:id="11"/>
+      <w:bookmarkStart w:id="12" w:name="__RefHeading___Toc1682_170416399"/>
+      <w:bookmarkEnd w:id="12"/>
       <w:r>
         <w:rPr>
           <w:lang w:eastAsia="es-AR"/>
         </w:rPr>
         <w:br/>
-      </w:r>
-      <w:bookmarkStart w:id="12" w:name="_Toc231259419"/>
+        <w:t xml:space="preserve">2. </w:t>
+      </w:r>
+      <w:bookmarkStart w:id="13" w:name="_Toc231259419"/>
       <w:r>
         <w:rPr>
           <w:lang w:eastAsia="es-AR"/>
         </w:rPr>
         <w:t>Herramientas de Gestión de Configuración</w:t>
       </w:r>
-      <w:bookmarkEnd w:id="12"/>
+      <w:bookmarkEnd w:id="13"/>
     </w:p>
     <w:p>
       <w:pPr>
@@ -3566,16 +3655,22 @@
           <w:lang w:eastAsia="es-AR"/>
         </w:rPr>
       </w:pPr>
-      <w:bookmarkStart w:id="13" w:name="__RefHeading___Toc1684_170416399"/>
-      <w:bookmarkStart w:id="14" w:name="_Toc231259420"/>
-      <w:bookmarkEnd w:id="13"/>
+      <w:bookmarkStart w:id="14" w:name="__RefHeading___Toc1684_170416399"/>
+      <w:bookmarkEnd w:id="14"/>
+      <w:r>
+        <w:rPr>
+          <w:lang w:eastAsia="es-AR"/>
+        </w:rPr>
+        <w:t xml:space="preserve">2.1 </w:t>
+      </w:r>
+      <w:bookmarkStart w:id="15" w:name="_Toc231259420"/>
       <w:r>
         <w:rPr>
           <w:lang w:eastAsia="es-AR"/>
         </w:rPr>
         <w:t>Estrategia de Gestión</w:t>
       </w:r>
-      <w:bookmarkEnd w:id="14"/>
+      <w:bookmarkEnd w:id="15"/>
     </w:p>
     <w:p>
       <w:pPr>
@@ -3598,16 +3693,22 @@
           <w:lang w:eastAsia="es-AR"/>
         </w:rPr>
       </w:pPr>
-      <w:bookmarkStart w:id="15" w:name="__RefHeading___Toc1686_170416399"/>
-      <w:bookmarkStart w:id="16" w:name="_Toc231259421"/>
-      <w:bookmarkEnd w:id="15"/>
+      <w:bookmarkStart w:id="16" w:name="__RefHeading___Toc1686_170416399"/>
+      <w:bookmarkEnd w:id="16"/>
+      <w:r>
+        <w:rPr>
+          <w:lang w:eastAsia="es-AR"/>
+        </w:rPr>
+        <w:t xml:space="preserve">2.2 </w:t>
+      </w:r>
+      <w:bookmarkStart w:id="17" w:name="_Toc231259421"/>
       <w:r>
         <w:rPr>
           <w:lang w:eastAsia="es-AR"/>
         </w:rPr>
         <w:t>Estrategia de Versionado</w:t>
       </w:r>
-      <w:bookmarkEnd w:id="16"/>
+      <w:bookmarkEnd w:id="17"/>
     </w:p>
     <w:p>
       <w:pPr>
@@ -3698,16 +3799,22 @@
           <w:lang w:eastAsia="es-AR"/>
         </w:rPr>
       </w:pPr>
-      <w:bookmarkStart w:id="17" w:name="__RefHeading___Toc1688_170416399"/>
-      <w:bookmarkStart w:id="18" w:name="_Toc231259422"/>
-      <w:bookmarkEnd w:id="17"/>
+      <w:bookmarkStart w:id="18" w:name="__RefHeading___Toc1688_170416399"/>
+      <w:bookmarkEnd w:id="18"/>
+      <w:r>
+        <w:rPr>
+          <w:lang w:eastAsia="es-AR"/>
+        </w:rPr>
+        <w:t xml:space="preserve">2.3 </w:t>
+      </w:r>
+      <w:bookmarkStart w:id="19" w:name="_Toc231259422"/>
       <w:r>
         <w:rPr>
           <w:lang w:eastAsia="es-AR"/>
         </w:rPr>
         <w:t>Ramas del repositorio</w:t>
       </w:r>
-      <w:bookmarkEnd w:id="18"/>
+      <w:bookmarkEnd w:id="19"/>
     </w:p>
     <w:p>
       <w:pPr>
@@ -3777,22 +3884,23 @@
           <w:lang w:eastAsia="es-AR"/>
         </w:rPr>
       </w:pPr>
-      <w:bookmarkStart w:id="19" w:name="__RefHeading___Toc1690_170416399"/>
-      <w:bookmarkEnd w:id="19"/>
+      <w:bookmarkStart w:id="20" w:name="__RefHeading___Toc1690_170416399"/>
+      <w:bookmarkEnd w:id="20"/>
       <w:r>
         <w:rPr>
           <w:lang w:eastAsia="es-AR"/>
         </w:rPr>
         <w:br/>
-      </w:r>
-      <w:bookmarkStart w:id="20" w:name="_Toc231259424"/>
+        <w:t xml:space="preserve">3. </w:t>
+      </w:r>
+      <w:bookmarkStart w:id="21" w:name="_Toc231259424"/>
       <w:r>
         <w:rPr>
           <w:lang w:eastAsia="es-AR"/>
         </w:rPr>
         <w:t>Roles y responsabilidades en SCM</w:t>
       </w:r>
-      <w:bookmarkEnd w:id="20"/>
+      <w:bookmarkEnd w:id="21"/>
     </w:p>
     <w:p>
       <w:pPr>
@@ -3820,14 +3928,18 @@
           <w:rFonts w:ascii="Times New Roman" w:hAnsi="Times New Roman"/>
         </w:rPr>
       </w:pPr>
-      <w:bookmarkStart w:id="21" w:name="__RefHeading___Toc1692_170416399"/>
-      <w:bookmarkStart w:id="22" w:name="_Toc231259425"/>
-      <w:bookmarkEnd w:id="21"/>
+      <w:bookmarkStart w:id="22" w:name="__RefHeading___Toc1692_170416399"/>
+      <w:bookmarkEnd w:id="22"/>
+      <w:r>
+        <w:rPr/>
+        <w:t xml:space="preserve">4. </w:t>
+      </w:r>
+      <w:bookmarkStart w:id="23" w:name="_Toc231259425"/>
       <w:r>
         <w:rPr/>
         <w:t>Auditorías de Configuración</w:t>
       </w:r>
-      <w:bookmarkEnd w:id="22"/>
+      <w:bookmarkEnd w:id="23"/>
     </w:p>
     <w:p>
       <w:pPr>
@@ -3849,16 +3961,22 @@
           <w:lang w:eastAsia="es-AR"/>
         </w:rPr>
       </w:pPr>
-      <w:bookmarkStart w:id="23" w:name="__RefHeading___Toc1694_170416399"/>
-      <w:bookmarkStart w:id="24" w:name="_Toc231259426"/>
-      <w:bookmarkEnd w:id="23"/>
+      <w:bookmarkStart w:id="24" w:name="__RefHeading___Toc1694_170416399"/>
+      <w:bookmarkEnd w:id="24"/>
+      <w:r>
+        <w:rPr>
+          <w:lang w:eastAsia="es-AR"/>
+        </w:rPr>
+        <w:t xml:space="preserve">5. </w:t>
+      </w:r>
+      <w:bookmarkStart w:id="25" w:name="_Toc231259426"/>
       <w:r>
         <w:rPr>
           <w:lang w:eastAsia="es-AR"/>
         </w:rPr>
         <w:t>Respaldo y Recuperación</w:t>
       </w:r>
-      <w:bookmarkEnd w:id="24"/>
+      <w:bookmarkEnd w:id="25"/>
     </w:p>
     <w:p>
       <w:pPr>
@@ -3873,22 +3991,28 @@
     </w:p>
     <w:p>
       <w:pPr>
-        <w:pStyle w:val="Estilo1"/>
+        <w:pStyle w:val="Ttulo1"/>
         <w:rPr>
           <w:rFonts w:ascii="Times New Roman" w:hAnsi="Times New Roman"/>
           <w:lang w:eastAsia="es-AR"/>
         </w:rPr>
       </w:pPr>
-      <w:bookmarkStart w:id="25" w:name="__RefHeading___Toc1696_170416399"/>
-      <w:bookmarkStart w:id="26" w:name="_Toc231259427"/>
-      <w:bookmarkEnd w:id="25"/>
+      <w:bookmarkStart w:id="26" w:name="__RefHeading___Toc1696_170416399"/>
+      <w:bookmarkEnd w:id="26"/>
+      <w:r>
+        <w:rPr>
+          <w:lang w:eastAsia="es-AR"/>
+        </w:rPr>
+        <w:t xml:space="preserve">6. </w:t>
+      </w:r>
+      <w:bookmarkStart w:id="27" w:name="_Toc231259427"/>
       <w:r>
         <w:rPr>
           <w:lang w:eastAsia="es-AR"/>
         </w:rPr>
         <w:t>Criterio de Adaptación al Proyecto</w:t>
       </w:r>
-      <w:bookmarkEnd w:id="26"/>
+      <w:bookmarkEnd w:id="27"/>
     </w:p>
     <w:p>
       <w:pPr>
@@ -3944,6 +4068,1931 @@
       <w:r>
         <w:rPr/>
         <w:t>Ramas del repositorio: se trabaja sobre una rama develop, y las versiones estables se pushean a main, descartando un modelo de ramas más complejo.</w:t>
+      </w:r>
+    </w:p>
+    <w:p>
+      <w:pPr>
+        <w:pStyle w:val="Ttulo1"/>
+        <w:rPr>
+          <w:rFonts w:ascii="Times New Roman" w:hAnsi="Times New Roman"/>
+          <w:lang w:eastAsia="es-AR"/>
+        </w:rPr>
+      </w:pPr>
+      <w:bookmarkStart w:id="28" w:name="__RefHeading___Toc1696_170416399_Copy_1"/>
+      <w:bookmarkEnd w:id="28"/>
+      <w:r>
+        <w:rPr>
+          <w:lang w:eastAsia="es-AR"/>
+        </w:rPr>
+        <w:t xml:space="preserve">7. </w:t>
+      </w:r>
+      <w:bookmarkStart w:id="29" w:name="_Toc231259427_Copy_1"/>
+      <w:r>
+        <w:rPr>
+          <w:lang w:eastAsia="es-AR"/>
+        </w:rPr>
+        <w:t>M</w:t>
+      </w:r>
+      <w:bookmarkEnd w:id="29"/>
+      <w:r>
+        <w:rPr>
+          <w:lang w:eastAsia="es-AR"/>
+        </w:rPr>
+        <w:t>anejo del ambiente controlado</w:t>
+      </w:r>
+    </w:p>
+    <w:p>
+      <w:pPr>
+        <w:pStyle w:val="Calibri12Textonormal"/>
+        <w:jc w:val="both"/>
+        <w:rPr/>
+      </w:pPr>
+      <w:r>
+        <w:rPr/>
+        <w:t>Esta sección describe el ambiente controlado en el que se desarrolla el proyecto ABM de Muebles, incluyendo el entorno de ejecución, las herramientas tecnológicas y los canales de comunicación del equipo.</w:t>
+      </w:r>
+    </w:p>
+    <w:p>
+      <w:pPr>
+        <w:pStyle w:val="Ttulo2"/>
+        <w:rPr/>
+      </w:pPr>
+      <w:bookmarkStart w:id="30" w:name="__RefHeading___Toc757_2096706870"/>
+      <w:bookmarkEnd w:id="30"/>
+      <w:r>
+        <w:rPr/>
+        <w:t>7.1 Entorno de ejecución</w:t>
+      </w:r>
+    </w:p>
+    <w:tbl>
+      <w:tblPr>
+        <w:tblW w:w="5000" w:type="pct"/>
+        <w:jc w:val="left"/>
+        <w:tblInd w:w="55" w:type="dxa"/>
+        <w:tblLayout w:type="fixed"/>
+        <w:tblCellMar>
+          <w:top w:w="55" w:type="dxa"/>
+          <w:left w:w="55" w:type="dxa"/>
+          <w:bottom w:w="55" w:type="dxa"/>
+          <w:right w:w="55" w:type="dxa"/>
+        </w:tblCellMar>
+      </w:tblPr>
+      <w:tblGrid>
+        <w:gridCol w:w="2160"/>
+        <w:gridCol w:w="1875"/>
+        <w:gridCol w:w="5325"/>
+      </w:tblGrid>
+      <w:tr>
+        <w:trPr/>
+        <w:tc>
+          <w:tcPr>
+            <w:tcW w:w="2160" w:type="dxa"/>
+            <w:tcBorders>
+              <w:top w:val="single" w:sz="4" w:space="0" w:color="000000"/>
+              <w:left w:val="single" w:sz="4" w:space="0" w:color="000000"/>
+              <w:bottom w:val="single" w:sz="4" w:space="0" w:color="000000"/>
+            </w:tcBorders>
+          </w:tcPr>
+          <w:p>
+            <w:pPr>
+              <w:pStyle w:val="Contenidodelatabla"/>
+              <w:widowControl w:val="false"/>
+              <w:rPr>
+                <w:b/>
+                <w:bCs/>
+              </w:rPr>
+            </w:pPr>
+            <w:r>
+              <w:rPr>
+                <w:b/>
+                <w:bCs/>
+              </w:rPr>
+              <w:t>Componente</w:t>
+            </w:r>
+          </w:p>
+        </w:tc>
+        <w:tc>
+          <w:tcPr>
+            <w:tcW w:w="1875" w:type="dxa"/>
+            <w:tcBorders>
+              <w:top w:val="single" w:sz="4" w:space="0" w:color="000000"/>
+              <w:left w:val="single" w:sz="4" w:space="0" w:color="000000"/>
+              <w:bottom w:val="single" w:sz="4" w:space="0" w:color="000000"/>
+            </w:tcBorders>
+          </w:tcPr>
+          <w:p>
+            <w:pPr>
+              <w:pStyle w:val="Contenidodelatabla"/>
+              <w:widowControl w:val="false"/>
+              <w:rPr>
+                <w:b/>
+                <w:bCs/>
+              </w:rPr>
+            </w:pPr>
+            <w:r>
+              <w:rPr>
+                <w:b/>
+                <w:bCs/>
+              </w:rPr>
+              <w:t>Versión</w:t>
+            </w:r>
+          </w:p>
+        </w:tc>
+        <w:tc>
+          <w:tcPr>
+            <w:tcW w:w="5325" w:type="dxa"/>
+            <w:tcBorders>
+              <w:top w:val="single" w:sz="4" w:space="0" w:color="000000"/>
+              <w:left w:val="single" w:sz="4" w:space="0" w:color="000000"/>
+              <w:bottom w:val="single" w:sz="4" w:space="0" w:color="000000"/>
+              <w:right w:val="single" w:sz="4" w:space="0" w:color="000000"/>
+            </w:tcBorders>
+          </w:tcPr>
+          <w:p>
+            <w:pPr>
+              <w:pStyle w:val="Contenidodelatabla"/>
+              <w:widowControl w:val="false"/>
+              <w:rPr>
+                <w:b/>
+                <w:bCs/>
+              </w:rPr>
+            </w:pPr>
+            <w:r>
+              <w:rPr>
+                <w:b/>
+                <w:bCs/>
+              </w:rPr>
+              <w:t>Descripción</w:t>
+            </w:r>
+          </w:p>
+        </w:tc>
+      </w:tr>
+      <w:tr>
+        <w:trPr/>
+        <w:tc>
+          <w:tcPr>
+            <w:tcW w:w="2160" w:type="dxa"/>
+            <w:tcBorders>
+              <w:left w:val="single" w:sz="4" w:space="0" w:color="000000"/>
+              <w:bottom w:val="single" w:sz="4" w:space="0" w:color="000000"/>
+            </w:tcBorders>
+          </w:tcPr>
+          <w:p>
+            <w:pPr>
+              <w:pStyle w:val="Contenidodelatabla"/>
+              <w:widowControl w:val="false"/>
+              <w:rPr/>
+            </w:pPr>
+            <w:r>
+              <w:rPr/>
+              <w:t>Windows</w:t>
+            </w:r>
+          </w:p>
+        </w:tc>
+        <w:tc>
+          <w:tcPr>
+            <w:tcW w:w="1875" w:type="dxa"/>
+            <w:tcBorders>
+              <w:left w:val="single" w:sz="4" w:space="0" w:color="000000"/>
+              <w:bottom w:val="single" w:sz="4" w:space="0" w:color="000000"/>
+            </w:tcBorders>
+          </w:tcPr>
+          <w:p>
+            <w:pPr>
+              <w:pStyle w:val="Contenidodelatabla"/>
+              <w:widowControl w:val="false"/>
+              <w:rPr/>
+            </w:pPr>
+            <w:r>
+              <w:rPr/>
+              <w:t>10 /11</w:t>
+            </w:r>
+          </w:p>
+        </w:tc>
+        <w:tc>
+          <w:tcPr>
+            <w:tcW w:w="5325" w:type="dxa"/>
+            <w:tcBorders>
+              <w:left w:val="single" w:sz="4" w:space="0" w:color="000000"/>
+              <w:bottom w:val="single" w:sz="4" w:space="0" w:color="000000"/>
+              <w:right w:val="single" w:sz="4" w:space="0" w:color="000000"/>
+            </w:tcBorders>
+          </w:tcPr>
+          <w:p>
+            <w:pPr>
+              <w:pStyle w:val="Contenidodelatabla"/>
+              <w:widowControl w:val="false"/>
+              <w:rPr/>
+            </w:pPr>
+            <w:r>
+              <w:rPr/>
+              <w:t>Sistema operativo de los equipos del equipo.</w:t>
+            </w:r>
+          </w:p>
+        </w:tc>
+      </w:tr>
+      <w:tr>
+        <w:trPr/>
+        <w:tc>
+          <w:tcPr>
+            <w:tcW w:w="2160" w:type="dxa"/>
+            <w:tcBorders>
+              <w:left w:val="single" w:sz="4" w:space="0" w:color="000000"/>
+              <w:bottom w:val="single" w:sz="4" w:space="0" w:color="000000"/>
+            </w:tcBorders>
+          </w:tcPr>
+          <w:p>
+            <w:pPr>
+              <w:pStyle w:val="Contenidodelatabla"/>
+              <w:widowControl w:val="false"/>
+              <w:rPr/>
+            </w:pPr>
+            <w:r>
+              <w:rPr/>
+              <w:t>XAMPP</w:t>
+            </w:r>
+          </w:p>
+        </w:tc>
+        <w:tc>
+          <w:tcPr>
+            <w:tcW w:w="1875" w:type="dxa"/>
+            <w:tcBorders>
+              <w:left w:val="single" w:sz="4" w:space="0" w:color="000000"/>
+              <w:bottom w:val="single" w:sz="4" w:space="0" w:color="000000"/>
+            </w:tcBorders>
+          </w:tcPr>
+          <w:p>
+            <w:pPr>
+              <w:pStyle w:val="Contenidodelatabla"/>
+              <w:widowControl w:val="false"/>
+              <w:rPr/>
+            </w:pPr>
+            <w:r>
+              <w:rPr/>
+              <w:t>8.2.12</w:t>
+            </w:r>
+          </w:p>
+        </w:tc>
+        <w:tc>
+          <w:tcPr>
+            <w:tcW w:w="5325" w:type="dxa"/>
+            <w:tcBorders>
+              <w:left w:val="single" w:sz="4" w:space="0" w:color="000000"/>
+              <w:bottom w:val="single" w:sz="4" w:space="0" w:color="000000"/>
+              <w:right w:val="single" w:sz="4" w:space="0" w:color="000000"/>
+            </w:tcBorders>
+          </w:tcPr>
+          <w:p>
+            <w:pPr>
+              <w:pStyle w:val="Contenidodelatabla"/>
+              <w:widowControl w:val="false"/>
+              <w:rPr/>
+            </w:pPr>
+            <w:r>
+              <w:rPr/>
+              <w:t>Distribución que integra Apache, MariaDB y PHP.</w:t>
+            </w:r>
+          </w:p>
+        </w:tc>
+      </w:tr>
+      <w:tr>
+        <w:trPr/>
+        <w:tc>
+          <w:tcPr>
+            <w:tcW w:w="2160" w:type="dxa"/>
+            <w:tcBorders>
+              <w:left w:val="single" w:sz="4" w:space="0" w:color="000000"/>
+              <w:bottom w:val="single" w:sz="4" w:space="0" w:color="000000"/>
+            </w:tcBorders>
+          </w:tcPr>
+          <w:p>
+            <w:pPr>
+              <w:pStyle w:val="Contenidodelatabla"/>
+              <w:widowControl w:val="false"/>
+              <w:rPr/>
+            </w:pPr>
+            <w:r>
+              <w:rPr/>
+              <w:t>Apache</w:t>
+            </w:r>
+          </w:p>
+        </w:tc>
+        <w:tc>
+          <w:tcPr>
+            <w:tcW w:w="1875" w:type="dxa"/>
+            <w:tcBorders>
+              <w:left w:val="single" w:sz="4" w:space="0" w:color="000000"/>
+              <w:bottom w:val="single" w:sz="4" w:space="0" w:color="000000"/>
+            </w:tcBorders>
+          </w:tcPr>
+          <w:p>
+            <w:pPr>
+              <w:pStyle w:val="Contenidodelatabla"/>
+              <w:widowControl w:val="false"/>
+              <w:rPr/>
+            </w:pPr>
+            <w:r>
+              <w:rPr/>
+              <w:t>2.4.58</w:t>
+            </w:r>
+          </w:p>
+        </w:tc>
+        <w:tc>
+          <w:tcPr>
+            <w:tcW w:w="5325" w:type="dxa"/>
+            <w:tcBorders>
+              <w:left w:val="single" w:sz="4" w:space="0" w:color="000000"/>
+              <w:bottom w:val="single" w:sz="4" w:space="0" w:color="000000"/>
+              <w:right w:val="single" w:sz="4" w:space="0" w:color="000000"/>
+            </w:tcBorders>
+          </w:tcPr>
+          <w:p>
+            <w:pPr>
+              <w:pStyle w:val="Contenidodelatabla"/>
+              <w:widowControl w:val="false"/>
+              <w:rPr/>
+            </w:pPr>
+            <w:r>
+              <w:rPr/>
+              <w:t>Servidor HTTP local.</w:t>
+            </w:r>
+          </w:p>
+        </w:tc>
+      </w:tr>
+      <w:tr>
+        <w:trPr/>
+        <w:tc>
+          <w:tcPr>
+            <w:tcW w:w="2160" w:type="dxa"/>
+            <w:tcBorders>
+              <w:left w:val="single" w:sz="4" w:space="0" w:color="000000"/>
+              <w:bottom w:val="single" w:sz="4" w:space="0" w:color="000000"/>
+            </w:tcBorders>
+          </w:tcPr>
+          <w:p>
+            <w:pPr>
+              <w:pStyle w:val="Contenidodelatabla"/>
+              <w:widowControl w:val="false"/>
+              <w:rPr/>
+            </w:pPr>
+            <w:r>
+              <w:rPr/>
+              <w:t>MariaDB</w:t>
+            </w:r>
+          </w:p>
+        </w:tc>
+        <w:tc>
+          <w:tcPr>
+            <w:tcW w:w="1875" w:type="dxa"/>
+            <w:tcBorders>
+              <w:left w:val="single" w:sz="4" w:space="0" w:color="000000"/>
+              <w:bottom w:val="single" w:sz="4" w:space="0" w:color="000000"/>
+            </w:tcBorders>
+          </w:tcPr>
+          <w:p>
+            <w:pPr>
+              <w:pStyle w:val="Contenidodelatabla"/>
+              <w:widowControl w:val="false"/>
+              <w:rPr/>
+            </w:pPr>
+            <w:r>
+              <w:rPr/>
+              <w:t>10.4.32</w:t>
+            </w:r>
+          </w:p>
+        </w:tc>
+        <w:tc>
+          <w:tcPr>
+            <w:tcW w:w="5325" w:type="dxa"/>
+            <w:tcBorders>
+              <w:left w:val="single" w:sz="4" w:space="0" w:color="000000"/>
+              <w:bottom w:val="single" w:sz="4" w:space="0" w:color="000000"/>
+              <w:right w:val="single" w:sz="4" w:space="0" w:color="000000"/>
+            </w:tcBorders>
+          </w:tcPr>
+          <w:p>
+            <w:pPr>
+              <w:pStyle w:val="Contenidodelatabla"/>
+              <w:widowControl w:val="false"/>
+              <w:rPr/>
+            </w:pPr>
+            <w:r>
+              <w:rPr/>
+              <w:t>Motor de base de datos.</w:t>
+            </w:r>
+          </w:p>
+        </w:tc>
+      </w:tr>
+      <w:tr>
+        <w:trPr/>
+        <w:tc>
+          <w:tcPr>
+            <w:tcW w:w="2160" w:type="dxa"/>
+            <w:tcBorders>
+              <w:left w:val="single" w:sz="4" w:space="0" w:color="000000"/>
+              <w:bottom w:val="single" w:sz="4" w:space="0" w:color="000000"/>
+            </w:tcBorders>
+          </w:tcPr>
+          <w:p>
+            <w:pPr>
+              <w:pStyle w:val="Contenidodelatabla"/>
+              <w:widowControl w:val="false"/>
+              <w:rPr/>
+            </w:pPr>
+            <w:r>
+              <w:rPr/>
+              <w:t>PHP</w:t>
+            </w:r>
+          </w:p>
+        </w:tc>
+        <w:tc>
+          <w:tcPr>
+            <w:tcW w:w="1875" w:type="dxa"/>
+            <w:tcBorders>
+              <w:left w:val="single" w:sz="4" w:space="0" w:color="000000"/>
+              <w:bottom w:val="single" w:sz="4" w:space="0" w:color="000000"/>
+            </w:tcBorders>
+          </w:tcPr>
+          <w:p>
+            <w:pPr>
+              <w:pStyle w:val="Contenidodelatabla"/>
+              <w:widowControl w:val="false"/>
+              <w:rPr/>
+            </w:pPr>
+            <w:r>
+              <w:rPr/>
+              <w:t>8.2.12</w:t>
+            </w:r>
+          </w:p>
+        </w:tc>
+        <w:tc>
+          <w:tcPr>
+            <w:tcW w:w="5325" w:type="dxa"/>
+            <w:tcBorders>
+              <w:left w:val="single" w:sz="4" w:space="0" w:color="000000"/>
+              <w:bottom w:val="single" w:sz="4" w:space="0" w:color="000000"/>
+              <w:right w:val="single" w:sz="4" w:space="0" w:color="000000"/>
+            </w:tcBorders>
+          </w:tcPr>
+          <w:p>
+            <w:pPr>
+              <w:pStyle w:val="Contenidodelatabla"/>
+              <w:widowControl w:val="false"/>
+              <w:rPr/>
+            </w:pPr>
+            <w:r>
+              <w:rPr/>
+              <w:t>Lenguaje de programación del backend.</w:t>
+            </w:r>
+          </w:p>
+        </w:tc>
+      </w:tr>
+      <w:tr>
+        <w:trPr/>
+        <w:tc>
+          <w:tcPr>
+            <w:tcW w:w="2160" w:type="dxa"/>
+            <w:tcBorders>
+              <w:left w:val="single" w:sz="4" w:space="0" w:color="000000"/>
+              <w:bottom w:val="single" w:sz="4" w:space="0" w:color="000000"/>
+            </w:tcBorders>
+          </w:tcPr>
+          <w:p>
+            <w:pPr>
+              <w:pStyle w:val="Contenidodelatabla"/>
+              <w:widowControl w:val="false"/>
+              <w:rPr/>
+            </w:pPr>
+            <w:r>
+              <w:rPr/>
+              <w:t>phpMyAdmin</w:t>
+            </w:r>
+          </w:p>
+        </w:tc>
+        <w:tc>
+          <w:tcPr>
+            <w:tcW w:w="1875" w:type="dxa"/>
+            <w:tcBorders>
+              <w:left w:val="single" w:sz="4" w:space="0" w:color="000000"/>
+              <w:bottom w:val="single" w:sz="4" w:space="0" w:color="000000"/>
+            </w:tcBorders>
+          </w:tcPr>
+          <w:p>
+            <w:pPr>
+              <w:pStyle w:val="Contenidodelatabla"/>
+              <w:widowControl w:val="false"/>
+              <w:rPr/>
+            </w:pPr>
+            <w:r>
+              <w:rPr/>
+              <w:t>5.2.1</w:t>
+            </w:r>
+          </w:p>
+        </w:tc>
+        <w:tc>
+          <w:tcPr>
+            <w:tcW w:w="5325" w:type="dxa"/>
+            <w:tcBorders>
+              <w:left w:val="single" w:sz="4" w:space="0" w:color="000000"/>
+              <w:bottom w:val="single" w:sz="4" w:space="0" w:color="000000"/>
+              <w:right w:val="single" w:sz="4" w:space="0" w:color="000000"/>
+            </w:tcBorders>
+          </w:tcPr>
+          <w:p>
+            <w:pPr>
+              <w:pStyle w:val="Contenidodelatabla"/>
+              <w:widowControl w:val="false"/>
+              <w:rPr/>
+            </w:pPr>
+            <w:r>
+              <w:rPr/>
+              <w:t>Interfaz web para administración de la base de datos.</w:t>
+            </w:r>
+          </w:p>
+        </w:tc>
+      </w:tr>
+      <w:tr>
+        <w:trPr/>
+        <w:tc>
+          <w:tcPr>
+            <w:tcW w:w="2160" w:type="dxa"/>
+            <w:tcBorders>
+              <w:left w:val="single" w:sz="4" w:space="0" w:color="000000"/>
+              <w:bottom w:val="single" w:sz="4" w:space="0" w:color="000000"/>
+            </w:tcBorders>
+          </w:tcPr>
+          <w:p>
+            <w:pPr>
+              <w:pStyle w:val="Contenidodelatabla"/>
+              <w:widowControl w:val="false"/>
+              <w:rPr/>
+            </w:pPr>
+            <w:r>
+              <w:rPr/>
+              <w:t>Chrome / Firefox</w:t>
+            </w:r>
+          </w:p>
+        </w:tc>
+        <w:tc>
+          <w:tcPr>
+            <w:tcW w:w="1875" w:type="dxa"/>
+            <w:tcBorders>
+              <w:left w:val="single" w:sz="4" w:space="0" w:color="000000"/>
+              <w:bottom w:val="single" w:sz="4" w:space="0" w:color="000000"/>
+            </w:tcBorders>
+          </w:tcPr>
+          <w:p>
+            <w:pPr>
+              <w:pStyle w:val="Contenidodelatabla"/>
+              <w:widowControl w:val="false"/>
+              <w:rPr/>
+            </w:pPr>
+            <w:r>
+              <w:rPr/>
+              <w:t>Última estable</w:t>
+            </w:r>
+          </w:p>
+        </w:tc>
+        <w:tc>
+          <w:tcPr>
+            <w:tcW w:w="5325" w:type="dxa"/>
+            <w:tcBorders>
+              <w:left w:val="single" w:sz="4" w:space="0" w:color="000000"/>
+              <w:bottom w:val="single" w:sz="4" w:space="0" w:color="000000"/>
+              <w:right w:val="single" w:sz="4" w:space="0" w:color="000000"/>
+            </w:tcBorders>
+          </w:tcPr>
+          <w:p>
+            <w:pPr>
+              <w:pStyle w:val="Contenidodelatabla"/>
+              <w:widowControl w:val="false"/>
+              <w:rPr/>
+            </w:pPr>
+            <w:r>
+              <w:rPr/>
+              <w:t>Navegadores utilizados para pruebas de la interfaz.</w:t>
+            </w:r>
+          </w:p>
+        </w:tc>
+      </w:tr>
+    </w:tbl>
+    <w:p>
+      <w:pPr>
+        <w:pStyle w:val="Calibri12Textonormal"/>
+        <w:jc w:val="both"/>
+        <w:rPr/>
+      </w:pPr>
+      <w:r>
+        <w:rPr/>
+      </w:r>
+    </w:p>
+    <w:p>
+      <w:pPr>
+        <w:pStyle w:val="Ttulo2"/>
+        <w:rPr/>
+      </w:pPr>
+      <w:bookmarkStart w:id="31" w:name="__RefHeading___Toc759_2096706870"/>
+      <w:bookmarkEnd w:id="31"/>
+      <w:r>
+        <w:rPr/>
+        <w:t>7.2 Herramientas de desarrollo</w:t>
+      </w:r>
+    </w:p>
+    <w:tbl>
+      <w:tblPr>
+        <w:tblW w:w="5000" w:type="pct"/>
+        <w:jc w:val="left"/>
+        <w:tblInd w:w="55" w:type="dxa"/>
+        <w:tblLayout w:type="fixed"/>
+        <w:tblCellMar>
+          <w:top w:w="55" w:type="dxa"/>
+          <w:left w:w="55" w:type="dxa"/>
+          <w:bottom w:w="55" w:type="dxa"/>
+          <w:right w:w="55" w:type="dxa"/>
+        </w:tblCellMar>
+      </w:tblPr>
+      <w:tblGrid>
+        <w:gridCol w:w="2160"/>
+        <w:gridCol w:w="1875"/>
+        <w:gridCol w:w="5325"/>
+      </w:tblGrid>
+      <w:tr>
+        <w:trPr/>
+        <w:tc>
+          <w:tcPr>
+            <w:tcW w:w="2160" w:type="dxa"/>
+            <w:tcBorders>
+              <w:top w:val="single" w:sz="4" w:space="0" w:color="000000"/>
+              <w:left w:val="single" w:sz="4" w:space="0" w:color="000000"/>
+              <w:bottom w:val="single" w:sz="4" w:space="0" w:color="000000"/>
+            </w:tcBorders>
+          </w:tcPr>
+          <w:p>
+            <w:pPr>
+              <w:pStyle w:val="Contenidodelatabla"/>
+              <w:widowControl w:val="false"/>
+              <w:rPr>
+                <w:b/>
+                <w:bCs/>
+              </w:rPr>
+            </w:pPr>
+            <w:r>
+              <w:rPr>
+                <w:b/>
+                <w:bCs/>
+              </w:rPr>
+              <w:t>Herramienta</w:t>
+            </w:r>
+          </w:p>
+        </w:tc>
+        <w:tc>
+          <w:tcPr>
+            <w:tcW w:w="1875" w:type="dxa"/>
+            <w:tcBorders>
+              <w:top w:val="single" w:sz="4" w:space="0" w:color="000000"/>
+              <w:left w:val="single" w:sz="4" w:space="0" w:color="000000"/>
+              <w:bottom w:val="single" w:sz="4" w:space="0" w:color="000000"/>
+            </w:tcBorders>
+          </w:tcPr>
+          <w:p>
+            <w:pPr>
+              <w:pStyle w:val="Contenidodelatabla"/>
+              <w:widowControl w:val="false"/>
+              <w:rPr>
+                <w:b/>
+                <w:bCs/>
+              </w:rPr>
+            </w:pPr>
+            <w:r>
+              <w:rPr>
+                <w:b/>
+                <w:bCs/>
+              </w:rPr>
+              <w:t>Versión</w:t>
+            </w:r>
+          </w:p>
+        </w:tc>
+        <w:tc>
+          <w:tcPr>
+            <w:tcW w:w="5325" w:type="dxa"/>
+            <w:tcBorders>
+              <w:top w:val="single" w:sz="4" w:space="0" w:color="000000"/>
+              <w:left w:val="single" w:sz="4" w:space="0" w:color="000000"/>
+              <w:bottom w:val="single" w:sz="4" w:space="0" w:color="000000"/>
+              <w:right w:val="single" w:sz="4" w:space="0" w:color="000000"/>
+            </w:tcBorders>
+          </w:tcPr>
+          <w:p>
+            <w:pPr>
+              <w:pStyle w:val="Contenidodelatabla"/>
+              <w:widowControl w:val="false"/>
+              <w:rPr>
+                <w:b/>
+                <w:bCs/>
+              </w:rPr>
+            </w:pPr>
+            <w:r>
+              <w:rPr>
+                <w:b/>
+                <w:bCs/>
+              </w:rPr>
+              <w:t>Descripción</w:t>
+            </w:r>
+          </w:p>
+        </w:tc>
+      </w:tr>
+      <w:tr>
+        <w:trPr/>
+        <w:tc>
+          <w:tcPr>
+            <w:tcW w:w="2160" w:type="dxa"/>
+            <w:tcBorders>
+              <w:left w:val="single" w:sz="4" w:space="0" w:color="000000"/>
+              <w:bottom w:val="single" w:sz="4" w:space="0" w:color="000000"/>
+            </w:tcBorders>
+          </w:tcPr>
+          <w:p>
+            <w:pPr>
+              <w:pStyle w:val="Contenidodelatabla"/>
+              <w:widowControl w:val="false"/>
+              <w:rPr/>
+            </w:pPr>
+            <w:r>
+              <w:rPr/>
+              <w:t>VS Code</w:t>
+            </w:r>
+          </w:p>
+        </w:tc>
+        <w:tc>
+          <w:tcPr>
+            <w:tcW w:w="1875" w:type="dxa"/>
+            <w:tcBorders>
+              <w:left w:val="single" w:sz="4" w:space="0" w:color="000000"/>
+              <w:bottom w:val="single" w:sz="4" w:space="0" w:color="000000"/>
+            </w:tcBorders>
+          </w:tcPr>
+          <w:p>
+            <w:pPr>
+              <w:pStyle w:val="Contenidodelatabla"/>
+              <w:widowControl w:val="false"/>
+              <w:rPr/>
+            </w:pPr>
+            <w:r>
+              <w:rPr/>
+              <w:t>Última estable</w:t>
+            </w:r>
+          </w:p>
+        </w:tc>
+        <w:tc>
+          <w:tcPr>
+            <w:tcW w:w="5325" w:type="dxa"/>
+            <w:tcBorders>
+              <w:left w:val="single" w:sz="4" w:space="0" w:color="000000"/>
+              <w:bottom w:val="single" w:sz="4" w:space="0" w:color="000000"/>
+              <w:right w:val="single" w:sz="4" w:space="0" w:color="000000"/>
+            </w:tcBorders>
+          </w:tcPr>
+          <w:p>
+            <w:pPr>
+              <w:pStyle w:val="Contenidodelatabla"/>
+              <w:widowControl w:val="false"/>
+              <w:rPr/>
+            </w:pPr>
+            <w:r>
+              <w:rPr/>
+              <w:t>Editor de código principal.</w:t>
+            </w:r>
+          </w:p>
+        </w:tc>
+      </w:tr>
+      <w:tr>
+        <w:trPr/>
+        <w:tc>
+          <w:tcPr>
+            <w:tcW w:w="2160" w:type="dxa"/>
+            <w:tcBorders>
+              <w:left w:val="single" w:sz="4" w:space="0" w:color="000000"/>
+              <w:bottom w:val="single" w:sz="4" w:space="0" w:color="000000"/>
+            </w:tcBorders>
+          </w:tcPr>
+          <w:p>
+            <w:pPr>
+              <w:pStyle w:val="Contenidodelatabla"/>
+              <w:widowControl w:val="false"/>
+              <w:rPr/>
+            </w:pPr>
+            <w:r>
+              <w:rPr/>
+              <w:t>GitLens</w:t>
+            </w:r>
+          </w:p>
+        </w:tc>
+        <w:tc>
+          <w:tcPr>
+            <w:tcW w:w="1875" w:type="dxa"/>
+            <w:tcBorders>
+              <w:left w:val="single" w:sz="4" w:space="0" w:color="000000"/>
+              <w:bottom w:val="single" w:sz="4" w:space="0" w:color="000000"/>
+            </w:tcBorders>
+          </w:tcPr>
+          <w:p>
+            <w:pPr>
+              <w:pStyle w:val="Contenidodelatabla"/>
+              <w:widowControl w:val="false"/>
+              <w:rPr/>
+            </w:pPr>
+            <w:r>
+              <w:rPr/>
+              <w:t>Última estable</w:t>
+            </w:r>
+          </w:p>
+        </w:tc>
+        <w:tc>
+          <w:tcPr>
+            <w:tcW w:w="5325" w:type="dxa"/>
+            <w:tcBorders>
+              <w:left w:val="single" w:sz="4" w:space="0" w:color="000000"/>
+              <w:bottom w:val="single" w:sz="4" w:space="0" w:color="000000"/>
+              <w:right w:val="single" w:sz="4" w:space="0" w:color="000000"/>
+            </w:tcBorders>
+          </w:tcPr>
+          <w:p>
+            <w:pPr>
+              <w:pStyle w:val="Contenidodelatabla"/>
+              <w:widowControl w:val="false"/>
+              <w:rPr/>
+            </w:pPr>
+            <w:r>
+              <w:rPr/>
+              <w:t>Extensión de VS Code para trazabilidad de commits y autoría por línea.</w:t>
+            </w:r>
+          </w:p>
+        </w:tc>
+      </w:tr>
+      <w:tr>
+        <w:trPr/>
+        <w:tc>
+          <w:tcPr>
+            <w:tcW w:w="2160" w:type="dxa"/>
+            <w:tcBorders>
+              <w:left w:val="single" w:sz="4" w:space="0" w:color="000000"/>
+              <w:bottom w:val="single" w:sz="4" w:space="0" w:color="000000"/>
+            </w:tcBorders>
+          </w:tcPr>
+          <w:p>
+            <w:pPr>
+              <w:pStyle w:val="Contenidodelatabla"/>
+              <w:widowControl w:val="false"/>
+              <w:rPr/>
+            </w:pPr>
+            <w:r>
+              <w:rPr/>
+              <w:t>PHP DocBlocker</w:t>
+            </w:r>
+          </w:p>
+        </w:tc>
+        <w:tc>
+          <w:tcPr>
+            <w:tcW w:w="1875" w:type="dxa"/>
+            <w:tcBorders>
+              <w:left w:val="single" w:sz="4" w:space="0" w:color="000000"/>
+              <w:bottom w:val="single" w:sz="4" w:space="0" w:color="000000"/>
+            </w:tcBorders>
+          </w:tcPr>
+          <w:p>
+            <w:pPr>
+              <w:pStyle w:val="Contenidodelatabla"/>
+              <w:widowControl w:val="false"/>
+              <w:rPr/>
+            </w:pPr>
+            <w:r>
+              <w:rPr/>
+              <w:t>Última estable</w:t>
+            </w:r>
+          </w:p>
+        </w:tc>
+        <w:tc>
+          <w:tcPr>
+            <w:tcW w:w="5325" w:type="dxa"/>
+            <w:tcBorders>
+              <w:left w:val="single" w:sz="4" w:space="0" w:color="000000"/>
+              <w:bottom w:val="single" w:sz="4" w:space="0" w:color="000000"/>
+              <w:right w:val="single" w:sz="4" w:space="0" w:color="000000"/>
+            </w:tcBorders>
+          </w:tcPr>
+          <w:p>
+            <w:pPr>
+              <w:pStyle w:val="Contenidodelatabla"/>
+              <w:widowControl w:val="false"/>
+              <w:rPr/>
+            </w:pPr>
+            <w:r>
+              <w:rPr/>
+              <w:t>Extensión de VS Code para generación de bloques PHPDoc.</w:t>
+            </w:r>
+          </w:p>
+        </w:tc>
+      </w:tr>
+      <w:tr>
+        <w:trPr/>
+        <w:tc>
+          <w:tcPr>
+            <w:tcW w:w="2160" w:type="dxa"/>
+            <w:tcBorders>
+              <w:left w:val="single" w:sz="4" w:space="0" w:color="000000"/>
+              <w:bottom w:val="single" w:sz="4" w:space="0" w:color="000000"/>
+            </w:tcBorders>
+          </w:tcPr>
+          <w:p>
+            <w:pPr>
+              <w:pStyle w:val="Contenidodelatabla"/>
+              <w:widowControl w:val="false"/>
+              <w:rPr/>
+            </w:pPr>
+            <w:r>
+              <w:rPr/>
+              <w:t>Git</w:t>
+            </w:r>
+          </w:p>
+        </w:tc>
+        <w:tc>
+          <w:tcPr>
+            <w:tcW w:w="1875" w:type="dxa"/>
+            <w:tcBorders>
+              <w:left w:val="single" w:sz="4" w:space="0" w:color="000000"/>
+              <w:bottom w:val="single" w:sz="4" w:space="0" w:color="000000"/>
+            </w:tcBorders>
+          </w:tcPr>
+          <w:p>
+            <w:pPr>
+              <w:pStyle w:val="Contenidodelatabla"/>
+              <w:widowControl w:val="false"/>
+              <w:rPr/>
+            </w:pPr>
+            <w:r>
+              <w:rPr/>
+              <w:t>2.53.0</w:t>
+            </w:r>
+          </w:p>
+        </w:tc>
+        <w:tc>
+          <w:tcPr>
+            <w:tcW w:w="5325" w:type="dxa"/>
+            <w:tcBorders>
+              <w:left w:val="single" w:sz="4" w:space="0" w:color="000000"/>
+              <w:bottom w:val="single" w:sz="4" w:space="0" w:color="000000"/>
+              <w:right w:val="single" w:sz="4" w:space="0" w:color="000000"/>
+            </w:tcBorders>
+          </w:tcPr>
+          <w:p>
+            <w:pPr>
+              <w:pStyle w:val="Contenidodelatabla"/>
+              <w:widowControl w:val="false"/>
+              <w:rPr/>
+            </w:pPr>
+            <w:r>
+              <w:rPr/>
+              <w:t>Control de versiones local.</w:t>
+            </w:r>
+          </w:p>
+        </w:tc>
+      </w:tr>
+      <w:tr>
+        <w:trPr/>
+        <w:tc>
+          <w:tcPr>
+            <w:tcW w:w="2160" w:type="dxa"/>
+            <w:tcBorders>
+              <w:left w:val="single" w:sz="4" w:space="0" w:color="000000"/>
+              <w:bottom w:val="single" w:sz="4" w:space="0" w:color="000000"/>
+            </w:tcBorders>
+          </w:tcPr>
+          <w:p>
+            <w:pPr>
+              <w:pStyle w:val="Contenidodelatabla"/>
+              <w:widowControl w:val="false"/>
+              <w:rPr/>
+            </w:pPr>
+            <w:r>
+              <w:rPr/>
+              <w:t>GitHub Desktop</w:t>
+            </w:r>
+          </w:p>
+        </w:tc>
+        <w:tc>
+          <w:tcPr>
+            <w:tcW w:w="1875" w:type="dxa"/>
+            <w:tcBorders>
+              <w:left w:val="single" w:sz="4" w:space="0" w:color="000000"/>
+              <w:bottom w:val="single" w:sz="4" w:space="0" w:color="000000"/>
+            </w:tcBorders>
+          </w:tcPr>
+          <w:p>
+            <w:pPr>
+              <w:pStyle w:val="Contenidodelatabla"/>
+              <w:widowControl w:val="false"/>
+              <w:rPr/>
+            </w:pPr>
+            <w:r>
+              <w:rPr/>
+              <w:t>Última estable</w:t>
+            </w:r>
+          </w:p>
+        </w:tc>
+        <w:tc>
+          <w:tcPr>
+            <w:tcW w:w="5325" w:type="dxa"/>
+            <w:tcBorders>
+              <w:left w:val="single" w:sz="4" w:space="0" w:color="000000"/>
+              <w:bottom w:val="single" w:sz="4" w:space="0" w:color="000000"/>
+              <w:right w:val="single" w:sz="4" w:space="0" w:color="000000"/>
+            </w:tcBorders>
+          </w:tcPr>
+          <w:p>
+            <w:pPr>
+              <w:pStyle w:val="Contenidodelatabla"/>
+              <w:widowControl w:val="false"/>
+              <w:rPr/>
+            </w:pPr>
+            <w:r>
+              <w:rPr/>
+              <w:t>Cliente gráfico para operaciones Git.</w:t>
+            </w:r>
+          </w:p>
+        </w:tc>
+      </w:tr>
+      <w:tr>
+        <w:trPr/>
+        <w:tc>
+          <w:tcPr>
+            <w:tcW w:w="2160" w:type="dxa"/>
+            <w:tcBorders>
+              <w:left w:val="single" w:sz="4" w:space="0" w:color="000000"/>
+              <w:bottom w:val="single" w:sz="4" w:space="0" w:color="000000"/>
+            </w:tcBorders>
+          </w:tcPr>
+          <w:p>
+            <w:pPr>
+              <w:pStyle w:val="Contenidodelatabla"/>
+              <w:widowControl w:val="false"/>
+              <w:rPr/>
+            </w:pPr>
+            <w:r>
+              <w:rPr/>
+              <w:t>Composer</w:t>
+            </w:r>
+          </w:p>
+        </w:tc>
+        <w:tc>
+          <w:tcPr>
+            <w:tcW w:w="1875" w:type="dxa"/>
+            <w:tcBorders>
+              <w:left w:val="single" w:sz="4" w:space="0" w:color="000000"/>
+              <w:bottom w:val="single" w:sz="4" w:space="0" w:color="000000"/>
+            </w:tcBorders>
+          </w:tcPr>
+          <w:p>
+            <w:pPr>
+              <w:pStyle w:val="Contenidodelatabla"/>
+              <w:widowControl w:val="false"/>
+              <w:rPr/>
+            </w:pPr>
+            <w:r>
+              <w:rPr/>
+              <w:t>Última estable</w:t>
+            </w:r>
+          </w:p>
+        </w:tc>
+        <w:tc>
+          <w:tcPr>
+            <w:tcW w:w="5325" w:type="dxa"/>
+            <w:tcBorders>
+              <w:left w:val="single" w:sz="4" w:space="0" w:color="000000"/>
+              <w:bottom w:val="single" w:sz="4" w:space="0" w:color="000000"/>
+              <w:right w:val="single" w:sz="4" w:space="0" w:color="000000"/>
+            </w:tcBorders>
+          </w:tcPr>
+          <w:p>
+            <w:pPr>
+              <w:pStyle w:val="Contenidodelatabla"/>
+              <w:widowControl w:val="false"/>
+              <w:rPr/>
+            </w:pPr>
+            <w:r>
+              <w:rPr/>
+              <w:t>Gestor de dependencias PHP. Utilizado para el autoloading de clases conforme a PSR-4.</w:t>
+            </w:r>
+          </w:p>
+        </w:tc>
+      </w:tr>
+      <w:tr>
+        <w:trPr/>
+        <w:tc>
+          <w:tcPr>
+            <w:tcW w:w="2160" w:type="dxa"/>
+            <w:tcBorders>
+              <w:left w:val="single" w:sz="4" w:space="0" w:color="000000"/>
+              <w:bottom w:val="single" w:sz="4" w:space="0" w:color="000000"/>
+            </w:tcBorders>
+          </w:tcPr>
+          <w:p>
+            <w:pPr>
+              <w:pStyle w:val="Contenidodelatabla"/>
+              <w:widowControl w:val="false"/>
+              <w:rPr/>
+            </w:pPr>
+            <w:r>
+              <w:rPr/>
+              <w:t>Microsoft Office</w:t>
+            </w:r>
+          </w:p>
+        </w:tc>
+        <w:tc>
+          <w:tcPr>
+            <w:tcW w:w="1875" w:type="dxa"/>
+            <w:tcBorders>
+              <w:left w:val="single" w:sz="4" w:space="0" w:color="000000"/>
+              <w:bottom w:val="single" w:sz="4" w:space="0" w:color="000000"/>
+            </w:tcBorders>
+          </w:tcPr>
+          <w:p>
+            <w:pPr>
+              <w:pStyle w:val="Contenidodelatabla"/>
+              <w:widowControl w:val="false"/>
+              <w:rPr/>
+            </w:pPr>
+            <w:r>
+              <w:rPr/>
+              <w:t>2016</w:t>
+            </w:r>
+          </w:p>
+        </w:tc>
+        <w:tc>
+          <w:tcPr>
+            <w:tcW w:w="5325" w:type="dxa"/>
+            <w:tcBorders>
+              <w:left w:val="single" w:sz="4" w:space="0" w:color="000000"/>
+              <w:bottom w:val="single" w:sz="4" w:space="0" w:color="000000"/>
+              <w:right w:val="single" w:sz="4" w:space="0" w:color="000000"/>
+            </w:tcBorders>
+          </w:tcPr>
+          <w:p>
+            <w:pPr>
+              <w:pStyle w:val="Contenidodelatabla"/>
+              <w:widowControl w:val="false"/>
+              <w:rPr/>
+            </w:pPr>
+            <w:r>
+              <w:rPr/>
+              <w:t>Suite ofimática para redacción y edición de documentos del proyecto (.docx).</w:t>
+            </w:r>
+          </w:p>
+        </w:tc>
+      </w:tr>
+      <w:tr>
+        <w:trPr/>
+        <w:tc>
+          <w:tcPr>
+            <w:tcW w:w="2160" w:type="dxa"/>
+            <w:tcBorders>
+              <w:left w:val="single" w:sz="4" w:space="0" w:color="000000"/>
+              <w:bottom w:val="single" w:sz="4" w:space="0" w:color="000000"/>
+            </w:tcBorders>
+          </w:tcPr>
+          <w:p>
+            <w:pPr>
+              <w:pStyle w:val="Contenidodelatabla"/>
+              <w:widowControl w:val="false"/>
+              <w:rPr/>
+            </w:pPr>
+            <w:r>
+              <w:rPr/>
+              <w:t>Visual Paradigm</w:t>
+            </w:r>
+          </w:p>
+        </w:tc>
+        <w:tc>
+          <w:tcPr>
+            <w:tcW w:w="1875" w:type="dxa"/>
+            <w:tcBorders>
+              <w:left w:val="single" w:sz="4" w:space="0" w:color="000000"/>
+              <w:bottom w:val="single" w:sz="4" w:space="0" w:color="000000"/>
+            </w:tcBorders>
+          </w:tcPr>
+          <w:p>
+            <w:pPr>
+              <w:pStyle w:val="Contenidodelatabla"/>
+              <w:widowControl w:val="false"/>
+              <w:rPr/>
+            </w:pPr>
+            <w:r>
+              <w:rPr/>
+              <w:t>17.2</w:t>
+            </w:r>
+          </w:p>
+        </w:tc>
+        <w:tc>
+          <w:tcPr>
+            <w:tcW w:w="5325" w:type="dxa"/>
+            <w:tcBorders>
+              <w:left w:val="single" w:sz="4" w:space="0" w:color="000000"/>
+              <w:bottom w:val="single" w:sz="4" w:space="0" w:color="000000"/>
+              <w:right w:val="single" w:sz="4" w:space="0" w:color="000000"/>
+            </w:tcBorders>
+          </w:tcPr>
+          <w:p>
+            <w:pPr>
+              <w:pStyle w:val="Contenidodelatabla"/>
+              <w:widowControl w:val="false"/>
+              <w:rPr/>
+            </w:pPr>
+            <w:r>
+              <w:rPr/>
+              <w:t>Herramienta de modelado UML para la elaboración de diagramas de casos de uso y clases.</w:t>
+            </w:r>
+          </w:p>
+        </w:tc>
+      </w:tr>
+    </w:tbl>
+    <w:p>
+      <w:pPr>
+        <w:pStyle w:val="Calibri12Textonormal"/>
+        <w:jc w:val="both"/>
+        <w:rPr/>
+      </w:pPr>
+      <w:r>
+        <w:rPr/>
+      </w:r>
+    </w:p>
+    <w:p>
+      <w:pPr>
+        <w:pStyle w:val="Ttulo2"/>
+        <w:rPr/>
+      </w:pPr>
+      <w:bookmarkStart w:id="32" w:name="__RefHeading___Toc761_2096706870"/>
+      <w:bookmarkEnd w:id="32"/>
+      <w:r>
+        <w:rPr/>
+        <w:t>7.3 Herramientas de gestión</w:t>
+      </w:r>
+    </w:p>
+    <w:tbl>
+      <w:tblPr>
+        <w:tblW w:w="5000" w:type="pct"/>
+        <w:jc w:val="left"/>
+        <w:tblInd w:w="55" w:type="dxa"/>
+        <w:tblLayout w:type="fixed"/>
+        <w:tblCellMar>
+          <w:top w:w="55" w:type="dxa"/>
+          <w:left w:w="55" w:type="dxa"/>
+          <w:bottom w:w="55" w:type="dxa"/>
+          <w:right w:w="55" w:type="dxa"/>
+        </w:tblCellMar>
+      </w:tblPr>
+      <w:tblGrid>
+        <w:gridCol w:w="1934"/>
+        <w:gridCol w:w="7425"/>
+      </w:tblGrid>
+      <w:tr>
+        <w:trPr/>
+        <w:tc>
+          <w:tcPr>
+            <w:tcW w:w="1934" w:type="dxa"/>
+            <w:tcBorders>
+              <w:top w:val="single" w:sz="4" w:space="0" w:color="000000"/>
+              <w:left w:val="single" w:sz="4" w:space="0" w:color="000000"/>
+              <w:bottom w:val="single" w:sz="4" w:space="0" w:color="000000"/>
+            </w:tcBorders>
+          </w:tcPr>
+          <w:p>
+            <w:pPr>
+              <w:pStyle w:val="Contenidodelatabla"/>
+              <w:widowControl w:val="false"/>
+              <w:rPr>
+                <w:b/>
+                <w:bCs/>
+              </w:rPr>
+            </w:pPr>
+            <w:r>
+              <w:rPr>
+                <w:b/>
+                <w:bCs/>
+              </w:rPr>
+              <w:t>Herramienta</w:t>
+            </w:r>
+          </w:p>
+        </w:tc>
+        <w:tc>
+          <w:tcPr>
+            <w:tcW w:w="7425" w:type="dxa"/>
+            <w:tcBorders>
+              <w:top w:val="single" w:sz="4" w:space="0" w:color="000000"/>
+              <w:left w:val="single" w:sz="4" w:space="0" w:color="000000"/>
+              <w:bottom w:val="single" w:sz="4" w:space="0" w:color="000000"/>
+              <w:right w:val="single" w:sz="4" w:space="0" w:color="000000"/>
+            </w:tcBorders>
+          </w:tcPr>
+          <w:p>
+            <w:pPr>
+              <w:pStyle w:val="Contenidodelatabla"/>
+              <w:widowControl w:val="false"/>
+              <w:rPr>
+                <w:b/>
+                <w:bCs/>
+              </w:rPr>
+            </w:pPr>
+            <w:r>
+              <w:rPr>
+                <w:b/>
+                <w:bCs/>
+              </w:rPr>
+              <w:t>Descripción</w:t>
+            </w:r>
+          </w:p>
+        </w:tc>
+      </w:tr>
+      <w:tr>
+        <w:trPr/>
+        <w:tc>
+          <w:tcPr>
+            <w:tcW w:w="1934" w:type="dxa"/>
+            <w:tcBorders>
+              <w:left w:val="single" w:sz="4" w:space="0" w:color="000000"/>
+              <w:bottom w:val="single" w:sz="4" w:space="0" w:color="000000"/>
+            </w:tcBorders>
+          </w:tcPr>
+          <w:p>
+            <w:pPr>
+              <w:pStyle w:val="Contenidodelatabla"/>
+              <w:widowControl w:val="false"/>
+              <w:rPr/>
+            </w:pPr>
+            <w:r>
+              <w:rPr/>
+              <w:t>GitHub Issues</w:t>
+            </w:r>
+          </w:p>
+        </w:tc>
+        <w:tc>
+          <w:tcPr>
+            <w:tcW w:w="7425" w:type="dxa"/>
+            <w:tcBorders>
+              <w:left w:val="single" w:sz="4" w:space="0" w:color="000000"/>
+              <w:bottom w:val="single" w:sz="4" w:space="0" w:color="000000"/>
+              <w:right w:val="single" w:sz="4" w:space="0" w:color="000000"/>
+            </w:tcBorders>
+          </w:tcPr>
+          <w:p>
+            <w:pPr>
+              <w:pStyle w:val="Contenidodelatabla"/>
+              <w:widowControl w:val="false"/>
+              <w:rPr/>
+            </w:pPr>
+            <w:r>
+              <w:rPr/>
+              <w:t>Registro y seguimiento de SCR y desviaciones del proyecto.</w:t>
+            </w:r>
+          </w:p>
+        </w:tc>
+      </w:tr>
+      <w:tr>
+        <w:trPr/>
+        <w:tc>
+          <w:tcPr>
+            <w:tcW w:w="1934" w:type="dxa"/>
+            <w:tcBorders>
+              <w:left w:val="single" w:sz="4" w:space="0" w:color="000000"/>
+              <w:bottom w:val="single" w:sz="4" w:space="0" w:color="000000"/>
+            </w:tcBorders>
+          </w:tcPr>
+          <w:p>
+            <w:pPr>
+              <w:pStyle w:val="Contenidodelatabla"/>
+              <w:widowControl w:val="false"/>
+              <w:rPr/>
+            </w:pPr>
+            <w:r>
+              <w:rPr/>
+              <w:t>GitHub Projects</w:t>
+            </w:r>
+          </w:p>
+        </w:tc>
+        <w:tc>
+          <w:tcPr>
+            <w:tcW w:w="7425" w:type="dxa"/>
+            <w:tcBorders>
+              <w:left w:val="single" w:sz="4" w:space="0" w:color="000000"/>
+              <w:bottom w:val="single" w:sz="4" w:space="0" w:color="000000"/>
+              <w:right w:val="single" w:sz="4" w:space="0" w:color="000000"/>
+            </w:tcBorders>
+          </w:tcPr>
+          <w:p>
+            <w:pPr>
+              <w:pStyle w:val="Contenidodelatabla"/>
+              <w:widowControl w:val="false"/>
+              <w:rPr/>
+            </w:pPr>
+            <w:r>
+              <w:rPr/>
+              <w:t>Tablero Kanban para gestión de tareas y ECs. Columnas: Pendiente, En curso, En revisión, Finalizado, Desestimado.</w:t>
+            </w:r>
+          </w:p>
+        </w:tc>
+      </w:tr>
+    </w:tbl>
+    <w:p>
+      <w:pPr>
+        <w:pStyle w:val="Calibri12Textonormal"/>
+        <w:jc w:val="both"/>
+        <w:rPr/>
+      </w:pPr>
+      <w:r>
+        <w:rPr/>
+      </w:r>
+    </w:p>
+    <w:p>
+      <w:pPr>
+        <w:pStyle w:val="Ttulo2"/>
+        <w:rPr/>
+      </w:pPr>
+      <w:bookmarkStart w:id="33" w:name="__RefHeading___Toc763_2096706870"/>
+      <w:bookmarkEnd w:id="33"/>
+      <w:r>
+        <w:rPr/>
+        <w:t>7.4 Herramientas de comunicación</w:t>
+      </w:r>
+    </w:p>
+    <w:tbl>
+      <w:tblPr>
+        <w:tblW w:w="5000" w:type="pct"/>
+        <w:jc w:val="left"/>
+        <w:tblInd w:w="55" w:type="dxa"/>
+        <w:tblLayout w:type="fixed"/>
+        <w:tblCellMar>
+          <w:top w:w="55" w:type="dxa"/>
+          <w:left w:w="55" w:type="dxa"/>
+          <w:bottom w:w="55" w:type="dxa"/>
+          <w:right w:w="55" w:type="dxa"/>
+        </w:tblCellMar>
+      </w:tblPr>
+      <w:tblGrid>
+        <w:gridCol w:w="1934"/>
+        <w:gridCol w:w="7425"/>
+      </w:tblGrid>
+      <w:tr>
+        <w:trPr/>
+        <w:tc>
+          <w:tcPr>
+            <w:tcW w:w="1934" w:type="dxa"/>
+            <w:tcBorders>
+              <w:top w:val="single" w:sz="4" w:space="0" w:color="000000"/>
+              <w:left w:val="single" w:sz="4" w:space="0" w:color="000000"/>
+              <w:bottom w:val="single" w:sz="4" w:space="0" w:color="000000"/>
+            </w:tcBorders>
+          </w:tcPr>
+          <w:p>
+            <w:pPr>
+              <w:pStyle w:val="Contenidodelatabla"/>
+              <w:widowControl w:val="false"/>
+              <w:rPr>
+                <w:b/>
+                <w:bCs/>
+              </w:rPr>
+            </w:pPr>
+            <w:r>
+              <w:rPr>
+                <w:b/>
+                <w:bCs/>
+              </w:rPr>
+              <w:t>Herramienta</w:t>
+            </w:r>
+          </w:p>
+        </w:tc>
+        <w:tc>
+          <w:tcPr>
+            <w:tcW w:w="7425" w:type="dxa"/>
+            <w:tcBorders>
+              <w:top w:val="single" w:sz="4" w:space="0" w:color="000000"/>
+              <w:left w:val="single" w:sz="4" w:space="0" w:color="000000"/>
+              <w:bottom w:val="single" w:sz="4" w:space="0" w:color="000000"/>
+              <w:right w:val="single" w:sz="4" w:space="0" w:color="000000"/>
+            </w:tcBorders>
+          </w:tcPr>
+          <w:p>
+            <w:pPr>
+              <w:pStyle w:val="Contenidodelatabla"/>
+              <w:widowControl w:val="false"/>
+              <w:rPr>
+                <w:b/>
+                <w:bCs/>
+              </w:rPr>
+            </w:pPr>
+            <w:r>
+              <w:rPr>
+                <w:b/>
+                <w:bCs/>
+              </w:rPr>
+              <w:t>Descripción</w:t>
+            </w:r>
+          </w:p>
+        </w:tc>
+      </w:tr>
+      <w:tr>
+        <w:trPr/>
+        <w:tc>
+          <w:tcPr>
+            <w:tcW w:w="1934" w:type="dxa"/>
+            <w:tcBorders>
+              <w:left w:val="single" w:sz="4" w:space="0" w:color="000000"/>
+              <w:bottom w:val="single" w:sz="4" w:space="0" w:color="000000"/>
+            </w:tcBorders>
+          </w:tcPr>
+          <w:p>
+            <w:pPr>
+              <w:pStyle w:val="Contenidodelatabla"/>
+              <w:widowControl w:val="false"/>
+              <w:rPr/>
+            </w:pPr>
+            <w:r>
+              <w:rPr/>
+              <w:t>Discord</w:t>
+            </w:r>
+          </w:p>
+        </w:tc>
+        <w:tc>
+          <w:tcPr>
+            <w:tcW w:w="7425" w:type="dxa"/>
+            <w:tcBorders>
+              <w:left w:val="single" w:sz="4" w:space="0" w:color="000000"/>
+              <w:bottom w:val="single" w:sz="4" w:space="0" w:color="000000"/>
+              <w:right w:val="single" w:sz="4" w:space="0" w:color="000000"/>
+            </w:tcBorders>
+          </w:tcPr>
+          <w:p>
+            <w:pPr>
+              <w:pStyle w:val="Contenidodelatabla"/>
+              <w:widowControl w:val="false"/>
+              <w:rPr/>
+            </w:pPr>
+            <w:r>
+              <w:rPr/>
+              <w:t>Comunicación técnica principal.</w:t>
+            </w:r>
+          </w:p>
+        </w:tc>
+      </w:tr>
+      <w:tr>
+        <w:trPr/>
+        <w:tc>
+          <w:tcPr>
+            <w:tcW w:w="1934" w:type="dxa"/>
+            <w:tcBorders>
+              <w:left w:val="single" w:sz="4" w:space="0" w:color="000000"/>
+              <w:bottom w:val="single" w:sz="4" w:space="0" w:color="000000"/>
+            </w:tcBorders>
+          </w:tcPr>
+          <w:p>
+            <w:pPr>
+              <w:pStyle w:val="Contenidodelatabla"/>
+              <w:widowControl w:val="false"/>
+              <w:rPr/>
+            </w:pPr>
+            <w:r>
+              <w:rPr/>
+              <w:t>WhatsApp</w:t>
+            </w:r>
+          </w:p>
+        </w:tc>
+        <w:tc>
+          <w:tcPr>
+            <w:tcW w:w="7425" w:type="dxa"/>
+            <w:tcBorders>
+              <w:left w:val="single" w:sz="4" w:space="0" w:color="000000"/>
+              <w:bottom w:val="single" w:sz="4" w:space="0" w:color="000000"/>
+              <w:right w:val="single" w:sz="4" w:space="0" w:color="000000"/>
+            </w:tcBorders>
+          </w:tcPr>
+          <w:p>
+            <w:pPr>
+              <w:pStyle w:val="Contenidodelatabla"/>
+              <w:widowControl w:val="false"/>
+              <w:rPr/>
+            </w:pPr>
+            <w:r>
+              <w:rPr/>
+              <w:t>Coordinación rápida y avisos urgentes entre integrantes.</w:t>
+            </w:r>
+          </w:p>
+        </w:tc>
+      </w:tr>
+      <w:tr>
+        <w:trPr/>
+        <w:tc>
+          <w:tcPr>
+            <w:tcW w:w="1934" w:type="dxa"/>
+            <w:tcBorders>
+              <w:left w:val="single" w:sz="4" w:space="0" w:color="000000"/>
+              <w:bottom w:val="single" w:sz="4" w:space="0" w:color="000000"/>
+            </w:tcBorders>
+          </w:tcPr>
+          <w:p>
+            <w:pPr>
+              <w:pStyle w:val="Contenidodelatabla"/>
+              <w:widowControl w:val="false"/>
+              <w:rPr/>
+            </w:pPr>
+            <w:r>
+              <w:rPr/>
+              <w:t>Correo Electrónico</w:t>
+            </w:r>
+          </w:p>
+        </w:tc>
+        <w:tc>
+          <w:tcPr>
+            <w:tcW w:w="7425" w:type="dxa"/>
+            <w:tcBorders>
+              <w:left w:val="single" w:sz="4" w:space="0" w:color="000000"/>
+              <w:bottom w:val="single" w:sz="4" w:space="0" w:color="000000"/>
+              <w:right w:val="single" w:sz="4" w:space="0" w:color="000000"/>
+            </w:tcBorders>
+          </w:tcPr>
+          <w:p>
+            <w:pPr>
+              <w:pStyle w:val="Contenidodelatabla"/>
+              <w:widowControl w:val="false"/>
+              <w:rPr/>
+            </w:pPr>
+            <w:r>
+              <w:rPr/>
+              <w:t>Canal formal de comunicación con la cátedra para consultas, envío de entregas y recepción de devoluciones.</w:t>
+            </w:r>
+          </w:p>
+        </w:tc>
+      </w:tr>
+    </w:tbl>
+    <w:p>
+      <w:pPr>
+        <w:pStyle w:val="Calibri12Textonormal"/>
+        <w:jc w:val="both"/>
+        <w:rPr/>
+      </w:pPr>
+      <w:r>
+        <w:rPr/>
+      </w:r>
+    </w:p>
+    <w:p>
+      <w:pPr>
+        <w:pStyle w:val="Ttulo2"/>
+        <w:rPr/>
+      </w:pPr>
+      <w:bookmarkStart w:id="34" w:name="__RefHeading___Toc765_2096706870"/>
+      <w:bookmarkEnd w:id="34"/>
+      <w:r>
+        <w:rPr/>
+        <w:t>7.</w:t>
+      </w:r>
+      <w:r>
+        <w:rPr/>
+        <w:t>5</w:t>
+      </w:r>
+      <w:r>
+        <w:rPr/>
+        <w:t xml:space="preserve"> </w:t>
+      </w:r>
+      <w:r>
+        <w:rPr/>
+        <w:t>Estructura del repositorio</w:t>
+      </w:r>
+    </w:p>
+    <w:p>
+      <w:pPr>
+        <w:pStyle w:val="Cuerpodetexto"/>
+        <w:rPr/>
+      </w:pPr>
+      <w:r>
+        <w:rPr/>
+        <w:t>El repositorio abm-muebles-gz organiza los archivos del proyecto en carpetas numeradas por fase del ciclo de vida, conforme al estándar de documentación EC-STD-DOC. La estructura completa es la siguiente:</w:t>
+      </w:r>
+    </w:p>
+    <w:p>
+      <w:pPr>
+        <w:pStyle w:val="Normal"/>
+        <w:rPr/>
+      </w:pPr>
+      <w:r>
+        <w:rPr/>
+      </w:r>
+    </w:p>
+    <w:p>
+      <w:pPr>
+        <w:pStyle w:val="Normal"/>
+        <w:rPr/>
+      </w:pPr>
+      <w:r>
+        <w:rPr/>
+      </w:r>
+    </w:p>
+    <w:p>
+      <w:pPr>
+        <w:pStyle w:val="Normal"/>
+        <w:rPr/>
+      </w:pPr>
+      <w:r>
+        <w:rPr/>
+      </w:r>
+    </w:p>
+    <w:p>
+      <w:pPr>
+        <w:pStyle w:val="Normal"/>
+        <w:rPr/>
+      </w:pPr>
+      <w:r>
+        <w:rPr/>
+      </w:r>
+    </w:p>
+    <w:p>
+      <w:pPr>
+        <w:pStyle w:val="Normal"/>
+        <w:rPr/>
+      </w:pPr>
+      <w:r>
+        <w:rPr/>
+      </w:r>
+    </w:p>
+    <w:p>
+      <w:pPr>
+        <w:pStyle w:val="Normal"/>
+        <w:rPr/>
+      </w:pPr>
+      <w:r>
+        <w:rPr/>
+      </w:r>
+    </w:p>
+    <w:p>
+      <w:pPr>
+        <w:pStyle w:val="Normal"/>
+        <w:rPr/>
+      </w:pPr>
+      <w:r>
+        <w:rPr/>
+      </w:r>
+    </w:p>
+    <w:p>
+      <w:pPr>
+        <w:pStyle w:val="Normal"/>
+        <w:rPr>
+          <w:rFonts w:ascii="Consolas" w:hAnsi="Consolas"/>
+        </w:rPr>
+      </w:pPr>
+      <w:r>
+        <w:rPr>
+          <w:rFonts w:ascii="Consolas" w:hAnsi="Consolas"/>
+        </w:rPr>
+        <w:t>abm-muebles-gz/</w:t>
+        <w:br/>
+        <w:t>├── EC-STD-DOC_estandar_documentacion.pdf   ← raíz transversal</w:t>
+        <w:br/>
+        <w:t>├── README.md</w:t>
+        <w:br/>
+        <w:t>├── CHANGELOG.md</w:t>
+        <w:br/>
+        <w:t>├── .gitignore</w:t>
+        <w:br/>
+        <w:t>├── 01-analisis/</w:t>
+        <w:br/>
+        <w:t>│   ├── EC-VIS_vision_alcance.docx</w:t>
+        <w:br/>
+        <w:t>│   └── EC-REQ_requerimientos.docx</w:t>
+        <w:br/>
+        <w:t>├── 02-diseño/</w:t>
+        <w:br/>
+        <w:t>│   ├── EC-DAT_modelo_datos.docx</w:t>
+        <w:br/>
+        <w:t>│   └── EC-DIS_diseño.docx</w:t>
+        <w:br/>
+        <w:t>├── 03-planificacion/</w:t>
+        <w:br/>
+        <w:t>│   ├── EC-PLN_plan_proyecto.docx</w:t>
+        <w:br/>
+        <w:t>│   ├── EC-SCM_plan_configuracion.docx</w:t>
+        <w:br/>
+        <w:t>│   ├── EC-RSG_plan_riesgos.docx</w:t>
+        <w:br/>
+        <w:t>│   └── EC-RSG-ANX_anexo_riesgos.docx</w:t>
+        <w:br/>
+        <w:t>├── 04-calidad/</w:t>
+        <w:br/>
+        <w:t>│   ├── EC-STD-PHP_estandar_programacion.docx</w:t>
+        <w:br/>
+        <w:t>│   ├── EC-SQA-PLN_plan_sqa.docx</w:t>
+        <w:br/>
+        <w:t>│   ├── EC-SQA-REV_revision_sqa.docx</w:t>
+        <w:br/>
+        <w:t>│   └── EC-SQA-INF_informe_final_sqa.docx</w:t>
+        <w:br/>
+        <w:t>└── 05-implementacion/</w:t>
+        <w:br/>
+        <w:t xml:space="preserve">    ├── php/</w:t>
+        <w:br/>
+        <w:t xml:space="preserve">    │   ├── index.php</w:t>
+        <w:br/>
+        <w:t xml:space="preserve">    │   ├── config/</w:t>
+        <w:br/>
+        <w:t xml:space="preserve">    │   │   └── database.php</w:t>
+        <w:br/>
+        <w:t xml:space="preserve">    │   ├── controllers/</w:t>
+        <w:br/>
+        <w:t xml:space="preserve">    │   │   ├── CatalogoController.php</w:t>
+        <w:br/>
+        <w:t xml:space="preserve">    │   │   ├── AuthController.php</w:t>
+        <w:br/>
+        <w:t xml:space="preserve">    │   │   ├── MuebleController.php</w:t>
+        <w:br/>
+        <w:t xml:space="preserve">    │   │   └── CategoriaController.php</w:t>
+        <w:br/>
+        <w:t xml:space="preserve">    │   ├── models/</w:t>
+        <w:br/>
+        <w:t xml:space="preserve">    │   │   ├── domain/</w:t>
+        <w:br/>
+        <w:t xml:space="preserve">    │   │   │   ├── Mueble.php</w:t>
+        <w:br/>
+        <w:t xml:space="preserve">    │   │   │   ├── Categoria.php</w:t>
+        <w:br/>
+        <w:t xml:space="preserve">    │   │   │   └── Usuario.php</w:t>
+        <w:br/>
+        <w:t xml:space="preserve">    │   │   └── mappers/</w:t>
+        <w:br/>
+        <w:t xml:space="preserve">    │   │       ├── MapperInterface.php</w:t>
+        <w:br/>
+        <w:t xml:space="preserve">    │   │       ├── MuebleMapper.php</w:t>
+        <w:br/>
+        <w:t xml:space="preserve">    │   │       ├── CategoriaMapper.php</w:t>
+        <w:br/>
+        <w:t xml:space="preserve">    │   │       └── UsuarioMapper.php</w:t>
+        <w:br/>
+        <w:t xml:space="preserve">    │   ├── views/</w:t>
+        <w:br/>
+        <w:t xml:space="preserve">    │   │   ├── catalogo/</w:t>
+        <w:br/>
+        <w:t xml:space="preserve">    │   │   │   └── index.php</w:t>
+        <w:br/>
+        <w:t xml:space="preserve">    │   │   ├── mueble/</w:t>
+        <w:br/>
+        <w:t xml:space="preserve">    │   │   │   ├── alta.php</w:t>
+        <w:br/>
+        <w:t xml:space="preserve">    │   │   │   ├── editar.php</w:t>
+        <w:br/>
+        <w:t xml:space="preserve">    │   │   │   └── confirmar_eliminar.php</w:t>
+        <w:br/>
+        <w:t xml:space="preserve">    │   │   ├── categoria/</w:t>
+        <w:br/>
+        <w:t xml:space="preserve">    │   │   │   ├── alta.php</w:t>
+        <w:br/>
+        <w:t xml:space="preserve">    │   │   │   ├── editar.php</w:t>
+        <w:br/>
+        <w:t xml:space="preserve">    │   │   │   └── confirmar_eliminar.php</w:t>
+        <w:br/>
+        <w:t xml:space="preserve">    │   │   ├── auth/</w:t>
+        <w:br/>
+        <w:t xml:space="preserve">    │   │   │   └── login.php</w:t>
+        <w:br/>
+        <w:t xml:space="preserve">    │   │   └── layouts/</w:t>
+        <w:br/>
+        <w:t xml:space="preserve">    │   │       ├── header.php</w:t>
+        <w:br/>
+        <w:t xml:space="preserve">    │   │       └── footer.php</w:t>
+        <w:br/>
+        <w:t xml:space="preserve">    │   └── css/</w:t>
+        <w:br/>
+        <w:t xml:space="preserve">    │       └── style.css</w:t>
+        <w:br/>
+        <w:t xml:space="preserve">    └── sql/</w:t>
+        <w:br/>
+        <w:t xml:space="preserve">        └── EC-SRC-SQL_schema.sql</w:t>
+      </w:r>
+    </w:p>
+    <w:p>
+      <w:pPr>
+        <w:pStyle w:val="Normal"/>
+        <w:rPr>
+          <w:rFonts w:ascii="Consolas" w:hAnsi="Consolas"/>
+        </w:rPr>
+      </w:pPr>
+      <w:r>
+        <w:rPr>
+          <w:rFonts w:ascii="Consolas" w:hAnsi="Consolas"/>
+        </w:rPr>
+      </w:r>
+    </w:p>
+    <w:p>
+      <w:pPr>
+        <w:pStyle w:val="Normal"/>
+        <w:jc w:val="both"/>
+        <w:rPr/>
+      </w:pPr>
+      <w:r>
+        <w:rPr/>
+        <w:t>Los archivos EC-SQA-REV y EC-SQA-INF son documentos previstos para fases futuras del proyecto y se incorporarán al repositorio durante las etapas de testing y validación del prototipo.</w:t>
       </w:r>
     </w:p>
     <w:sectPr>
@@ -4097,7 +6146,7 @@
     <w:r>
       <w:rPr/>
       <w:drawing>
-        <wp:anchor behindDoc="1" distT="0" distB="0" distL="0" distR="0" simplePos="0" locked="0" layoutInCell="0" allowOverlap="1" relativeHeight="15">
+        <wp:anchor behindDoc="1" distT="0" distB="0" distL="0" distR="0" simplePos="0" locked="0" layoutInCell="0" allowOverlap="1" relativeHeight="23">
           <wp:simplePos x="0" y="0"/>
           <wp:positionH relativeFrom="column">
             <wp:posOffset>-914400</wp:posOffset>
@@ -4286,7 +6335,7 @@
     <w:r>
       <w:rPr/>
       <w:drawing>
-        <wp:anchor behindDoc="1" distT="0" distB="0" distL="0" distR="0" simplePos="0" locked="0" layoutInCell="0" allowOverlap="1" relativeHeight="11">
+        <wp:anchor behindDoc="1" distT="0" distB="0" distL="0" distR="0" simplePos="0" locked="0" layoutInCell="0" allowOverlap="1" relativeHeight="15">
           <wp:simplePos x="0" y="0"/>
           <wp:positionH relativeFrom="column">
             <wp:posOffset>-918845</wp:posOffset>
@@ -6105,6 +8154,29 @@
     <w:pPr/>
     <w:rPr/>
   </w:style>
+  <w:style w:type="paragraph" w:styleId="Contenidodelatabla">
+    <w:name w:val="Contenido de la tabla"/>
+    <w:basedOn w:val="Normal"/>
+    <w:qFormat/>
+    <w:pPr>
+      <w:widowControl w:val="false"/>
+      <w:suppressLineNumbers/>
+    </w:pPr>
+    <w:rPr/>
+  </w:style>
+  <w:style w:type="paragraph" w:styleId="Textopreformateado">
+    <w:name w:val="Texto preformateado"/>
+    <w:basedOn w:val="Normal"/>
+    <w:qFormat/>
+    <w:pPr>
+      <w:spacing w:before="0" w:after="0"/>
+    </w:pPr>
+    <w:rPr>
+      <w:rFonts w:ascii="Liberation Mono" w:hAnsi="Liberation Mono" w:eastAsia="Liberation Mono" w:cs="Liberation Mono"/>
+      <w:sz w:val="20"/>
+      <w:szCs w:val="20"/>
+    </w:rPr>
+  </w:style>
   <w:style w:type="numbering" w:styleId="NoList" w:default="1">
     <w:name w:val="No List"/>
     <w:uiPriority w:val="99"/>
